--- a/ТО А.Н. Поршнев.docx
+++ b/ТО А.Н. Поршнев.docx
@@ -2034,6 +2034,13 @@
         </w:rPr>
         <w:tab/>
       </w:r>
+      <w:r>
+        <w:rPr>
+          <w:rFonts w:ascii="Times New Roman" w:hAnsi="Times New Roman"/>
+          <w:sz w:val="28"/>
+        </w:rPr>
+        <w:t>10</w:t>
+      </w:r>
     </w:p>
     <w:p>
       <w:pPr>
@@ -2061,6 +2068,13 @@
         </w:rPr>
         <w:tab/>
       </w:r>
+      <w:r>
+        <w:rPr>
+          <w:rFonts w:ascii="Times New Roman" w:hAnsi="Times New Roman"/>
+          <w:sz w:val="28"/>
+        </w:rPr>
+        <w:t>11</w:t>
+      </w:r>
     </w:p>
     <w:p>
       <w:pPr>
@@ -2095,6 +2109,13 @@
         </w:rPr>
         <w:tab/>
       </w:r>
+      <w:r>
+        <w:rPr>
+          <w:rFonts w:ascii="Times New Roman" w:hAnsi="Times New Roman"/>
+          <w:sz w:val="28"/>
+        </w:rPr>
+        <w:t>13</w:t>
+      </w:r>
     </w:p>
     <w:p>
       <w:pPr>
@@ -2130,6 +2151,13 @@
         </w:rPr>
         <w:tab/>
       </w:r>
+      <w:r>
+        <w:rPr>
+          <w:rFonts w:ascii="Times New Roman" w:hAnsi="Times New Roman"/>
+          <w:sz w:val="28"/>
+        </w:rPr>
+        <w:t>13</w:t>
+      </w:r>
     </w:p>
     <w:p>
       <w:pPr>
@@ -2164,6 +2192,13 @@
         </w:rPr>
         <w:tab/>
       </w:r>
+      <w:r>
+        <w:rPr>
+          <w:rFonts w:ascii="Times New Roman" w:hAnsi="Times New Roman"/>
+          <w:sz w:val="28"/>
+        </w:rPr>
+        <w:t>15</w:t>
+      </w:r>
     </w:p>
     <w:p>
       <w:pPr>
@@ -2198,6 +2233,13 @@
         </w:rPr>
         <w:tab/>
       </w:r>
+      <w:r>
+        <w:rPr>
+          <w:rFonts w:ascii="Times New Roman" w:hAnsi="Times New Roman"/>
+          <w:sz w:val="28"/>
+        </w:rPr>
+        <w:t>15</w:t>
+      </w:r>
     </w:p>
     <w:p>
       <w:pPr>
@@ -2232,6 +2274,13 @@
         </w:rPr>
         <w:tab/>
       </w:r>
+      <w:r>
+        <w:rPr>
+          <w:rFonts w:ascii="Times New Roman" w:hAnsi="Times New Roman"/>
+          <w:sz w:val="28"/>
+        </w:rPr>
+        <w:t>18</w:t>
+      </w:r>
     </w:p>
     <w:p>
       <w:pPr>
@@ -2259,6 +2308,13 @@
         </w:rPr>
         <w:tab/>
       </w:r>
+      <w:r>
+        <w:rPr>
+          <w:rFonts w:ascii="Times New Roman" w:hAnsi="Times New Roman"/>
+          <w:sz w:val="28"/>
+        </w:rPr>
+        <w:t>19</w:t>
+      </w:r>
     </w:p>
     <w:p>
       <w:pPr>
@@ -2285,6 +2341,13 @@
           <w:sz w:val="28"/>
         </w:rPr>
         <w:tab/>
+      </w:r>
+      <w:r>
+        <w:rPr>
+          <w:rFonts w:ascii="Times New Roman" w:hAnsi="Times New Roman"/>
+          <w:sz w:val="28"/>
+        </w:rPr>
+        <w:t>20</w:t>
       </w:r>
     </w:p>
     <w:p>
@@ -5284,6 +5347,7 @@
         <w:rPr>
           <w:rFonts w:ascii="Times New Roman" w:hAnsi="Times New Roman"/>
           <w:bCs/>
+          <w:noProof/>
           <w:sz w:val="28"/>
         </w:rPr>
         <w:drawing>
@@ -5349,6 +5413,7 @@
           <w:rFonts w:ascii="Times New Roman" w:hAnsi="Times New Roman"/>
           <w:bCs/>
           <w:sz w:val="28"/>
+          <w:lang w:val="en-US"/>
         </w:rPr>
       </w:pPr>
       <w:r>
@@ -5364,6 +5429,7 @@
           <w:rFonts w:ascii="Times New Roman" w:hAnsi="Times New Roman"/>
           <w:bCs/>
           <w:sz w:val="28"/>
+          <w:lang w:val="en-US"/>
         </w:rPr>
         <w:t xml:space="preserve"> 1 – «</w:t>
       </w:r>
@@ -5381,6 +5447,7 @@
           <w:rFonts w:ascii="Times New Roman" w:hAnsi="Times New Roman"/>
           <w:bCs/>
           <w:sz w:val="28"/>
+          <w:lang w:val="en-US"/>
         </w:rPr>
         <w:t xml:space="preserve"> </w:t>
       </w:r>
@@ -5398,6 +5465,7 @@
           <w:rFonts w:ascii="Times New Roman" w:hAnsi="Times New Roman"/>
           <w:bCs/>
           <w:sz w:val="28"/>
+          <w:lang w:val="en-US"/>
         </w:rPr>
         <w:t xml:space="preserve"> 2022». </w:t>
       </w:r>
@@ -5415,6 +5483,7 @@
           <w:rFonts w:ascii="Times New Roman" w:hAnsi="Times New Roman"/>
           <w:bCs/>
           <w:sz w:val="28"/>
+          <w:lang w:val="en-US"/>
         </w:rPr>
         <w:t xml:space="preserve"> </w:t>
       </w:r>
@@ -5424,7 +5493,24 @@
           <w:bCs/>
           <w:sz w:val="28"/>
         </w:rPr>
-        <w:t>главного окна</w:t>
+        <w:t>главного</w:t>
+      </w:r>
+      <w:r>
+        <w:rPr>
+          <w:rFonts w:ascii="Times New Roman" w:hAnsi="Times New Roman"/>
+          <w:bCs/>
+          <w:sz w:val="28"/>
+          <w:lang w:val="en-US"/>
+        </w:rPr>
+        <w:t xml:space="preserve"> </w:t>
+      </w:r>
+      <w:r>
+        <w:rPr>
+          <w:rFonts w:ascii="Times New Roman" w:hAnsi="Times New Roman"/>
+          <w:bCs/>
+          <w:sz w:val="28"/>
+        </w:rPr>
+        <w:t>окна</w:t>
       </w:r>
     </w:p>
     <w:p>
@@ -5887,17 +5973,7 @@
           <w:szCs w:val="20"/>
           <w:lang w:eastAsia="ru-RU"/>
         </w:rPr>
-        <w:t xml:space="preserve">, </w:t>
-      </w:r>
-      <w:r>
-        <w:rPr>
-          <w:rFonts w:ascii="Times New Roman" w:eastAsia="Times New Roman" w:hAnsi="Times New Roman" w:cs="Times New Roman"/>
-          <w:color w:val="000000"/>
-          <w:sz w:val="28"/>
-          <w:szCs w:val="20"/>
-          <w:lang w:eastAsia="ru-RU"/>
-        </w:rPr>
-        <w:t>который представляет собой таймер</w:t>
+        <w:t>, который представляет собой таймер</w:t>
       </w:r>
       <w:r>
         <w:rPr>
@@ -6049,6 +6125,7 @@
           <w:rFonts w:ascii="Times New Roman" w:hAnsi="Times New Roman"/>
           <w:bCs/>
           <w:sz w:val="28"/>
+          <w:lang w:val="en-US"/>
         </w:rPr>
       </w:pPr>
       <w:r>
@@ -6074,15 +6151,23 @@
           <w:bCs/>
           <w:sz w:val="28"/>
         </w:rPr>
-        <w:t xml:space="preserve">. </w:t>
-      </w:r>
-      <w:r>
-        <w:rPr>
-          <w:rFonts w:ascii="Times New Roman" w:hAnsi="Times New Roman"/>
-          <w:bCs/>
-          <w:sz w:val="28"/>
-        </w:rPr>
-        <w:t>В качестве модели ветвления проекта выбрана модель «</w:t>
+        <w:t>.</w:t>
+      </w:r>
+      <w:r>
+        <w:rPr>
+          <w:rFonts w:ascii="Times New Roman" w:hAnsi="Times New Roman"/>
+          <w:bCs/>
+          <w:sz w:val="28"/>
+        </w:rPr>
+        <w:t xml:space="preserve"> </w:t>
+      </w:r>
+      <w:r>
+        <w:rPr>
+          <w:rFonts w:ascii="Times New Roman" w:hAnsi="Times New Roman"/>
+          <w:bCs/>
+          <w:sz w:val="28"/>
+        </w:rPr>
+        <w:t xml:space="preserve">Для работы с </w:t>
       </w:r>
       <w:r>
         <w:rPr>
@@ -6091,6 +6176,140 @@
           <w:sz w:val="28"/>
           <w:lang w:val="en-US"/>
         </w:rPr>
+        <w:t>git</w:t>
+      </w:r>
+      <w:r>
+        <w:rPr>
+          <w:rFonts w:ascii="Times New Roman" w:hAnsi="Times New Roman"/>
+          <w:bCs/>
+          <w:sz w:val="28"/>
+        </w:rPr>
+        <w:t xml:space="preserve"> </w:t>
+      </w:r>
+      <w:r>
+        <w:rPr>
+          <w:rFonts w:ascii="Times New Roman" w:hAnsi="Times New Roman"/>
+          <w:bCs/>
+          <w:sz w:val="28"/>
+        </w:rPr>
+        <w:t xml:space="preserve">использовалось приложение </w:t>
+      </w:r>
+      <w:r>
+        <w:rPr>
+          <w:rFonts w:ascii="Times New Roman" w:hAnsi="Times New Roman"/>
+          <w:bCs/>
+          <w:sz w:val="28"/>
+          <w:lang w:val="en-US"/>
+        </w:rPr>
+        <w:t>GitHub</w:t>
+      </w:r>
+      <w:r>
+        <w:rPr>
+          <w:rFonts w:ascii="Times New Roman" w:hAnsi="Times New Roman"/>
+          <w:bCs/>
+          <w:sz w:val="28"/>
+        </w:rPr>
+        <w:t xml:space="preserve"> </w:t>
+      </w:r>
+      <w:r>
+        <w:rPr>
+          <w:rFonts w:ascii="Times New Roman" w:hAnsi="Times New Roman"/>
+          <w:bCs/>
+          <w:sz w:val="28"/>
+          <w:lang w:val="en-US"/>
+        </w:rPr>
+        <w:t>Desktop</w:t>
+      </w:r>
+      <w:r>
+        <w:rPr>
+          <w:rFonts w:ascii="Times New Roman" w:hAnsi="Times New Roman"/>
+          <w:bCs/>
+          <w:sz w:val="28"/>
+        </w:rPr>
+        <w:t xml:space="preserve">. Для управления удалёнными репозиториями </w:t>
+      </w:r>
+      <w:r>
+        <w:rPr>
+          <w:rFonts w:ascii="Times New Roman" w:hAnsi="Times New Roman"/>
+          <w:bCs/>
+          <w:sz w:val="28"/>
+          <w:lang w:val="en-US"/>
+        </w:rPr>
+        <w:t>git</w:t>
+      </w:r>
+      <w:r>
+        <w:rPr>
+          <w:rFonts w:ascii="Times New Roman" w:hAnsi="Times New Roman"/>
+          <w:bCs/>
+          <w:sz w:val="28"/>
+        </w:rPr>
+        <w:t xml:space="preserve"> </w:t>
+      </w:r>
+      <w:r>
+        <w:rPr>
+          <w:rFonts w:ascii="Times New Roman" w:hAnsi="Times New Roman"/>
+          <w:bCs/>
+          <w:sz w:val="28"/>
+        </w:rPr>
+        <w:t xml:space="preserve">использовался веб-сервис </w:t>
+      </w:r>
+      <w:r>
+        <w:rPr>
+          <w:rFonts w:ascii="Times New Roman" w:hAnsi="Times New Roman"/>
+          <w:bCs/>
+          <w:sz w:val="28"/>
+          <w:lang w:val="en-US"/>
+        </w:rPr>
+        <w:t>GitHub</w:t>
+      </w:r>
+      <w:r>
+        <w:rPr>
+          <w:rFonts w:ascii="Times New Roman" w:hAnsi="Times New Roman"/>
+          <w:bCs/>
+          <w:sz w:val="28"/>
+        </w:rPr>
+        <w:t>.</w:t>
+      </w:r>
+      <w:r>
+        <w:rPr>
+          <w:rFonts w:ascii="Times New Roman" w:hAnsi="Times New Roman"/>
+          <w:bCs/>
+          <w:sz w:val="28"/>
+        </w:rPr>
+        <w:t xml:space="preserve"> </w:t>
+      </w:r>
+      <w:r>
+        <w:rPr>
+          <w:rFonts w:ascii="Times New Roman" w:hAnsi="Times New Roman"/>
+          <w:bCs/>
+          <w:sz w:val="28"/>
+        </w:rPr>
+        <w:t xml:space="preserve">Для просмотра графа коммитов использовалось браузерное расширение </w:t>
+      </w:r>
+      <w:r>
+        <w:rPr>
+          <w:rFonts w:ascii="Times New Roman" w:hAnsi="Times New Roman"/>
+          <w:bCs/>
+          <w:sz w:val="28"/>
+          <w:lang w:val="en-US"/>
+        </w:rPr>
+        <w:t>Le</w:t>
+      </w:r>
+      <w:r>
+        <w:rPr>
+          <w:rFonts w:ascii="Times New Roman" w:hAnsi="Times New Roman"/>
+          <w:bCs/>
+          <w:sz w:val="28"/>
+        </w:rPr>
+        <w:t xml:space="preserve"> </w:t>
+      </w:r>
+      <w:r>
+        <w:rPr>
+          <w:rFonts w:ascii="Times New Roman" w:hAnsi="Times New Roman"/>
+          <w:bCs/>
+          <w:sz w:val="28"/>
+          <w:lang w:val="en-US"/>
+        </w:rPr>
         <w:t>Git</w:t>
       </w:r>
       <w:r>
@@ -6108,15 +6327,15 @@
           <w:sz w:val="28"/>
           <w:lang w:val="en-US"/>
         </w:rPr>
-        <w:t>Flow</w:t>
-      </w:r>
-      <w:r>
-        <w:rPr>
-          <w:rFonts w:ascii="Times New Roman" w:hAnsi="Times New Roman"/>
-          <w:bCs/>
-          <w:sz w:val="28"/>
-        </w:rPr>
-        <w:t>».</w:t>
+        <w:t>Graph</w:t>
+      </w:r>
+      <w:r>
+        <w:rPr>
+          <w:rFonts w:ascii="Times New Roman" w:hAnsi="Times New Roman"/>
+          <w:bCs/>
+          <w:sz w:val="28"/>
+        </w:rPr>
+        <w:t>.</w:t>
       </w:r>
     </w:p>
     <w:p>
@@ -6132,195 +6351,26 @@
           <w:rFonts w:ascii="Times New Roman" w:hAnsi="Times New Roman"/>
           <w:bCs/>
           <w:sz w:val="28"/>
-          <w:lang w:val="en-US"/>
-        </w:rPr>
-      </w:pPr>
-      <w:r>
-        <w:rPr>
-          <w:rFonts w:ascii="Times New Roman" w:hAnsi="Times New Roman"/>
-          <w:bCs/>
-          <w:sz w:val="28"/>
-        </w:rPr>
-        <w:t xml:space="preserve">Для работы с </w:t>
-      </w:r>
-      <w:r>
-        <w:rPr>
-          <w:rFonts w:ascii="Times New Roman" w:hAnsi="Times New Roman"/>
-          <w:bCs/>
-          <w:sz w:val="28"/>
-          <w:lang w:val="en-US"/>
-        </w:rPr>
-        <w:t>git</w:t>
-      </w:r>
-      <w:r>
-        <w:rPr>
-          <w:rFonts w:ascii="Times New Roman" w:hAnsi="Times New Roman"/>
-          <w:bCs/>
-          <w:sz w:val="28"/>
-        </w:rPr>
-        <w:t xml:space="preserve"> </w:t>
-      </w:r>
-      <w:r>
-        <w:rPr>
-          <w:rFonts w:ascii="Times New Roman" w:hAnsi="Times New Roman"/>
-          <w:bCs/>
-          <w:sz w:val="28"/>
-        </w:rPr>
-        <w:t xml:space="preserve">использовалось приложение </w:t>
-      </w:r>
-      <w:r>
-        <w:rPr>
-          <w:rFonts w:ascii="Times New Roman" w:hAnsi="Times New Roman"/>
-          <w:bCs/>
-          <w:sz w:val="28"/>
-          <w:lang w:val="en-US"/>
-        </w:rPr>
-        <w:t>GitHub</w:t>
-      </w:r>
-      <w:r>
-        <w:rPr>
-          <w:rFonts w:ascii="Times New Roman" w:hAnsi="Times New Roman"/>
-          <w:bCs/>
-          <w:sz w:val="28"/>
-        </w:rPr>
-        <w:t xml:space="preserve"> </w:t>
-      </w:r>
-      <w:r>
-        <w:rPr>
-          <w:rFonts w:ascii="Times New Roman" w:hAnsi="Times New Roman"/>
-          <w:bCs/>
-          <w:sz w:val="28"/>
-          <w:lang w:val="en-US"/>
-        </w:rPr>
-        <w:t>Desktop</w:t>
-      </w:r>
-      <w:r>
-        <w:rPr>
-          <w:rFonts w:ascii="Times New Roman" w:hAnsi="Times New Roman"/>
-          <w:bCs/>
-          <w:sz w:val="28"/>
-        </w:rPr>
-        <w:t xml:space="preserve"> </w:t>
-      </w:r>
-      <w:r>
-        <w:rPr>
-          <w:rFonts w:ascii="Times New Roman" w:hAnsi="Times New Roman"/>
-          <w:bCs/>
-          <w:sz w:val="28"/>
-        </w:rPr>
-        <w:t xml:space="preserve">и встроенный модуль системы контроля версий в </w:t>
-      </w:r>
-      <w:r>
-        <w:rPr>
-          <w:rFonts w:ascii="Times New Roman" w:hAnsi="Times New Roman"/>
-          <w:bCs/>
-          <w:sz w:val="28"/>
-          <w:lang w:val="en-US"/>
-        </w:rPr>
-        <w:t>Visual</w:t>
-      </w:r>
-      <w:r>
-        <w:rPr>
-          <w:rFonts w:ascii="Times New Roman" w:hAnsi="Times New Roman"/>
-          <w:bCs/>
-          <w:sz w:val="28"/>
-        </w:rPr>
-        <w:t xml:space="preserve"> </w:t>
-      </w:r>
-      <w:r>
-        <w:rPr>
-          <w:rFonts w:ascii="Times New Roman" w:hAnsi="Times New Roman"/>
-          <w:bCs/>
-          <w:sz w:val="28"/>
-          <w:lang w:val="en-US"/>
-        </w:rPr>
-        <w:t>Studio</w:t>
-      </w:r>
-      <w:r>
-        <w:rPr>
-          <w:rFonts w:ascii="Times New Roman" w:hAnsi="Times New Roman"/>
-          <w:bCs/>
-          <w:sz w:val="28"/>
-        </w:rPr>
-        <w:t xml:space="preserve">. Для управления удалёнными репозиториями </w:t>
-      </w:r>
-      <w:r>
-        <w:rPr>
-          <w:rFonts w:ascii="Times New Roman" w:hAnsi="Times New Roman"/>
-          <w:bCs/>
-          <w:sz w:val="28"/>
-          <w:lang w:val="en-US"/>
-        </w:rPr>
-        <w:t>git</w:t>
-      </w:r>
-      <w:r>
-        <w:rPr>
-          <w:rFonts w:ascii="Times New Roman" w:hAnsi="Times New Roman"/>
-          <w:bCs/>
-          <w:sz w:val="28"/>
-        </w:rPr>
-        <w:t xml:space="preserve"> </w:t>
-      </w:r>
-      <w:r>
-        <w:rPr>
-          <w:rFonts w:ascii="Times New Roman" w:hAnsi="Times New Roman"/>
-          <w:bCs/>
-          <w:sz w:val="28"/>
-        </w:rPr>
-        <w:t xml:space="preserve">использовался веб-сервис </w:t>
-      </w:r>
-      <w:r>
-        <w:rPr>
-          <w:rFonts w:ascii="Times New Roman" w:hAnsi="Times New Roman"/>
-          <w:bCs/>
-          <w:sz w:val="28"/>
-          <w:lang w:val="en-US"/>
-        </w:rPr>
-        <w:t>GitHub</w:t>
-      </w:r>
-      <w:r>
-        <w:rPr>
-          <w:rFonts w:ascii="Times New Roman" w:hAnsi="Times New Roman"/>
-          <w:bCs/>
-          <w:sz w:val="28"/>
-        </w:rPr>
-        <w:t>.</w:t>
+        </w:rPr>
+      </w:pPr>
+      <w:r>
+        <w:rPr>
+          <w:rFonts w:ascii="Times New Roman" w:hAnsi="Times New Roman"/>
+          <w:bCs/>
+          <w:sz w:val="28"/>
+        </w:rPr>
+        <w:t>Фрагмент графа коммитов в репозиторий представлен на рисунке 2.</w:t>
       </w:r>
     </w:p>
     <w:p>
       <w:pPr>
         <w:pStyle w:val="a7"/>
-        <w:tabs>
-          <w:tab w:val="left" w:pos="900"/>
-        </w:tabs>
-        <w:spacing w:after="0" w:line="360" w:lineRule="auto"/>
-        <w:ind w:left="0" w:firstLine="709"/>
-        <w:jc w:val="both"/>
-        <w:rPr>
-          <w:rFonts w:ascii="Times New Roman" w:hAnsi="Times New Roman"/>
-          <w:bCs/>
-          <w:sz w:val="28"/>
-        </w:rPr>
-      </w:pPr>
-      <w:r>
-        <w:rPr>
-          <w:rFonts w:ascii="Times New Roman" w:hAnsi="Times New Roman"/>
-          <w:bCs/>
-          <w:sz w:val="28"/>
-        </w:rPr>
-        <w:t>Фрагмент графа коммитов в репозиторий представлен на рисунке 2.</w:t>
-      </w:r>
-    </w:p>
-    <w:p>
-      <w:pPr>
-        <w:pStyle w:val="a7"/>
         <w:spacing w:after="0" w:line="360" w:lineRule="auto"/>
         <w:ind w:left="0"/>
         <w:rPr>
           <w:rFonts w:ascii="Times New Roman" w:hAnsi="Times New Roman"/>
           <w:bCs/>
           <w:sz w:val="28"/>
-          <w:lang w:val="en-US"/>
         </w:rPr>
       </w:pPr>
     </w:p>
@@ -6334,9 +6384,65 @@
           <w:rFonts w:ascii="Times New Roman" w:hAnsi="Times New Roman"/>
           <w:bCs/>
           <w:sz w:val="28"/>
+        </w:rPr>
+      </w:pPr>
+      <w:r>
+        <w:rPr>
+          <w:rFonts w:ascii="Times New Roman" w:hAnsi="Times New Roman"/>
+          <w:bCs/>
+          <w:noProof/>
+          <w:sz w:val="28"/>
           <w:lang w:val="en-US"/>
         </w:rPr>
-      </w:pPr>
+        <w:drawing>
+          <wp:inline distT="0" distB="0" distL="0" distR="0" wp14:anchorId="7B4D4AE1" wp14:editId="12227222">
+            <wp:extent cx="1781175" cy="1779811"/>
+            <wp:effectExtent l="0" t="0" r="0" b="0"/>
+            <wp:docPr id="248326602" name="Рисунок 2"/>
+            <wp:cNvGraphicFramePr>
+              <a:graphicFrameLocks xmlns:a="http://schemas.openxmlformats.org/drawingml/2006/main" noChangeAspect="1"/>
+            </wp:cNvGraphicFramePr>
+            <a:graphic xmlns:a="http://schemas.openxmlformats.org/drawingml/2006/main">
+              <a:graphicData uri="http://schemas.openxmlformats.org/drawingml/2006/picture">
+                <pic:pic xmlns:pic="http://schemas.openxmlformats.org/drawingml/2006/picture">
+                  <pic:nvPicPr>
+                    <pic:cNvPr id="0" name="Picture 2"/>
+                    <pic:cNvPicPr>
+                      <a:picLocks noChangeAspect="1" noChangeArrowheads="1"/>
+                    </pic:cNvPicPr>
+                  </pic:nvPicPr>
+                  <pic:blipFill>
+                    <a:blip r:embed="rId9">
+                      <a:extLst>
+                        <a:ext uri="{28A0092B-C50C-407E-A947-70E740481C1C}">
+                          <a14:useLocalDpi xmlns:a14="http://schemas.microsoft.com/office/drawing/2010/main" val="0"/>
+                        </a:ext>
+                      </a:extLst>
+                    </a:blip>
+                    <a:srcRect/>
+                    <a:stretch>
+                      <a:fillRect/>
+                    </a:stretch>
+                  </pic:blipFill>
+                  <pic:spPr bwMode="auto">
+                    <a:xfrm>
+                      <a:off x="0" y="0"/>
+                      <a:ext cx="1808134" cy="1806749"/>
+                    </a:xfrm>
+                    <a:prstGeom prst="rect">
+                      <a:avLst/>
+                    </a:prstGeom>
+                    <a:noFill/>
+                    <a:ln>
+                      <a:noFill/>
+                    </a:ln>
+                  </pic:spPr>
+                </pic:pic>
+              </a:graphicData>
+            </a:graphic>
+          </wp:inline>
+        </w:drawing>
+      </w:r>
     </w:p>
     <w:p>
       <w:pPr>
@@ -6364,6 +6470,7 @@
           <w:rFonts w:ascii="Times New Roman" w:hAnsi="Times New Roman"/>
           <w:bCs/>
           <w:sz w:val="28"/>
+          <w:lang w:val="en-US"/>
         </w:rPr>
       </w:pPr>
       <w:r>
@@ -6377,23 +6484,6 @@
     </w:p>
     <w:p>
       <w:pPr>
-        <w:rPr>
-          <w:rFonts w:ascii="Times New Roman" w:hAnsi="Times New Roman"/>
-          <w:bCs/>
-          <w:sz w:val="28"/>
-        </w:rPr>
-      </w:pPr>
-      <w:r>
-        <w:rPr>
-          <w:rFonts w:ascii="Times New Roman" w:hAnsi="Times New Roman"/>
-          <w:bCs/>
-          <w:sz w:val="28"/>
-        </w:rPr>
-        <w:br w:type="page"/>
-      </w:r>
-    </w:p>
-    <w:p>
-      <w:pPr>
         <w:pStyle w:val="a7"/>
         <w:tabs>
           <w:tab w:val="left" w:pos="900"/>
@@ -6405,7 +6495,6 @@
           <w:rFonts w:ascii="Times New Roman" w:hAnsi="Times New Roman"/>
           <w:bCs/>
           <w:sz w:val="28"/>
-          <w:lang w:val="en-US"/>
         </w:rPr>
       </w:pPr>
       <w:r>
@@ -6719,6 +6808,7 @@
         <w:rPr>
           <w:rFonts w:ascii="Times New Roman" w:hAnsi="Times New Roman"/>
           <w:bCs/>
+          <w:noProof/>
           <w:sz w:val="28"/>
         </w:rPr>
         <w:drawing>
@@ -6737,7 +6827,7 @@
                     <pic:cNvPicPr/>
                   </pic:nvPicPr>
                   <pic:blipFill>
-                    <a:blip r:embed="rId9"/>
+                    <a:blip r:embed="rId10"/>
                     <a:stretch>
                       <a:fillRect/>
                     </a:stretch>
@@ -7206,15 +7296,7 @@
                 <w:bCs/>
                 <w:sz w:val="28"/>
               </w:rPr>
-              <w:t>На вкладке «Монитор ресурсов»</w:t>
-            </w:r>
-            <w:r>
-              <w:rPr>
-                <w:rFonts w:ascii="Times New Roman" w:hAnsi="Times New Roman"/>
-                <w:bCs/>
-                <w:sz w:val="28"/>
-              </w:rPr>
-              <w:t xml:space="preserve"> выбрать строку с диском «</w:t>
+              <w:t>На вкладке «Монитор ресурсов» выбрать строку с диском «</w:t>
             </w:r>
             <w:r>
               <w:rPr>
@@ -7419,23 +7501,7 @@
                 <w:bCs/>
                 <w:sz w:val="28"/>
               </w:rPr>
-              <w:t>и вызвать контекстное меню. Нажать на элемент контекстного меню с надписью «</w:t>
-            </w:r>
-            <w:r>
-              <w:rPr>
-                <w:rFonts w:ascii="Times New Roman" w:hAnsi="Times New Roman"/>
-                <w:bCs/>
-                <w:sz w:val="28"/>
-              </w:rPr>
-              <w:t>Свойства</w:t>
-            </w:r>
-            <w:r>
-              <w:rPr>
-                <w:rFonts w:ascii="Times New Roman" w:hAnsi="Times New Roman"/>
-                <w:bCs/>
-                <w:sz w:val="28"/>
-              </w:rPr>
-              <w:t>».</w:t>
+              <w:t>и вызвать контекстное меню. Нажать на элемент контекстного меню с надписью «Свойства».</w:t>
             </w:r>
           </w:p>
         </w:tc>
@@ -7464,15 +7530,7 @@
                 <w:bCs/>
                 <w:sz w:val="28"/>
               </w:rPr>
-              <w:t>Откроется окно со свойствами диска</w:t>
-            </w:r>
-            <w:r>
-              <w:rPr>
-                <w:rFonts w:ascii="Times New Roman" w:hAnsi="Times New Roman"/>
-                <w:bCs/>
-                <w:sz w:val="28"/>
-              </w:rPr>
-              <w:t xml:space="preserve"> «</w:t>
+              <w:t>Откроется окно со свойствами диска «</w:t>
             </w:r>
             <w:r>
               <w:rPr>
@@ -7720,39 +7778,7 @@
                 <w:bCs/>
                 <w:sz w:val="28"/>
               </w:rPr>
-              <w:t>На вкладке «Очистка</w:t>
-            </w:r>
-            <w:r>
-              <w:rPr>
-                <w:rFonts w:ascii="Times New Roman" w:hAnsi="Times New Roman"/>
-                <w:bCs/>
-                <w:sz w:val="28"/>
-              </w:rPr>
-              <w:t xml:space="preserve"> </w:t>
-            </w:r>
-            <w:r>
-              <w:rPr>
-                <w:rFonts w:ascii="Times New Roman" w:hAnsi="Times New Roman"/>
-                <w:bCs/>
-                <w:sz w:val="28"/>
-              </w:rPr>
-              <w:t>диска</w:t>
-            </w:r>
-            <w:r>
-              <w:rPr>
-                <w:rFonts w:ascii="Times New Roman" w:hAnsi="Times New Roman"/>
-                <w:bCs/>
-                <w:sz w:val="28"/>
-              </w:rPr>
-              <w:t>»</w:t>
-            </w:r>
-            <w:r>
-              <w:rPr>
-                <w:rFonts w:ascii="Times New Roman" w:hAnsi="Times New Roman"/>
-                <w:bCs/>
-                <w:sz w:val="28"/>
-              </w:rPr>
-              <w:t xml:space="preserve"> нажать на кнопку «Удалить выбранные».</w:t>
+              <w:t>На вкладке «Очистка диска» нажать на кнопку «Удалить выбранные».</w:t>
             </w:r>
           </w:p>
         </w:tc>
@@ -8268,6 +8294,7 @@
         <w:rPr>
           <w:rFonts w:ascii="Times New Roman" w:eastAsia="Times New Roman" w:hAnsi="Times New Roman" w:cs="Times New Roman"/>
           <w:bCs/>
+          <w:noProof/>
           <w:color w:val="000000"/>
           <w:sz w:val="28"/>
           <w:szCs w:val="28"/>
@@ -8289,7 +8316,7 @@
                     <pic:cNvPicPr/>
                   </pic:nvPicPr>
                   <pic:blipFill>
-                    <a:blip r:embed="rId10"/>
+                    <a:blip r:embed="rId11"/>
                     <a:stretch>
                       <a:fillRect/>
                     </a:stretch>
@@ -8416,7 +8443,7 @@
           <w:color w:val="000000"/>
           <w:sz w:val="28"/>
           <w:szCs w:val="28"/>
-          <w:lang w:val="en-US" w:eastAsia="ru-RU"/>
+          <w:lang w:eastAsia="ru-RU"/>
         </w:rPr>
         <w:t>2022</w:t>
       </w:r>
@@ -8638,6 +8665,7 @@
         <w:rPr>
           <w:rFonts w:ascii="Times New Roman" w:eastAsia="Times New Roman" w:hAnsi="Times New Roman" w:cs="Times New Roman"/>
           <w:bCs/>
+          <w:noProof/>
           <w:color w:val="000000"/>
           <w:sz w:val="28"/>
           <w:szCs w:val="28"/>
@@ -8660,7 +8688,7 @@
                     <pic:cNvPicPr/>
                   </pic:nvPicPr>
                   <pic:blipFill>
-                    <a:blip r:embed="rId11"/>
+                    <a:blip r:embed="rId12"/>
                     <a:stretch>
                       <a:fillRect/>
                     </a:stretch>
@@ -8728,9 +8756,31 @@
           <w:color w:val="000000"/>
           <w:sz w:val="28"/>
           <w:szCs w:val="28"/>
+          <w:lang w:eastAsia="ru-RU"/>
+        </w:rPr>
+        <w:t xml:space="preserve"> 5 – «</w:t>
+      </w:r>
+      <w:r>
+        <w:rPr>
+          <w:rFonts w:ascii="Times New Roman" w:eastAsia="Times New Roman" w:hAnsi="Times New Roman" w:cs="Times New Roman"/>
+          <w:bCs/>
+          <w:color w:val="000000"/>
+          <w:sz w:val="28"/>
+          <w:szCs w:val="28"/>
           <w:lang w:val="en-US" w:eastAsia="ru-RU"/>
         </w:rPr>
-        <w:t xml:space="preserve"> 5 – «</w:t>
+        <w:t>Visual</w:t>
+      </w:r>
+      <w:r>
+        <w:rPr>
+          <w:rFonts w:ascii="Times New Roman" w:eastAsia="Times New Roman" w:hAnsi="Times New Roman" w:cs="Times New Roman"/>
+          <w:bCs/>
+          <w:color w:val="000000"/>
+          <w:sz w:val="28"/>
+          <w:szCs w:val="28"/>
+          <w:lang w:eastAsia="ru-RU"/>
+        </w:rPr>
+        <w:t xml:space="preserve"> </w:t>
       </w:r>
       <w:r>
         <w:rPr>
@@ -8741,28 +8791,6 @@
           <w:szCs w:val="28"/>
           <w:lang w:val="en-US" w:eastAsia="ru-RU"/>
         </w:rPr>
-        <w:t>Visual</w:t>
-      </w:r>
-      <w:r>
-        <w:rPr>
-          <w:rFonts w:ascii="Times New Roman" w:eastAsia="Times New Roman" w:hAnsi="Times New Roman" w:cs="Times New Roman"/>
-          <w:bCs/>
-          <w:color w:val="000000"/>
-          <w:sz w:val="28"/>
-          <w:szCs w:val="28"/>
-          <w:lang w:val="en-US" w:eastAsia="ru-RU"/>
-        </w:rPr>
-        <w:t xml:space="preserve"> </w:t>
-      </w:r>
-      <w:r>
-        <w:rPr>
-          <w:rFonts w:ascii="Times New Roman" w:eastAsia="Times New Roman" w:hAnsi="Times New Roman" w:cs="Times New Roman"/>
-          <w:bCs/>
-          <w:color w:val="000000"/>
-          <w:sz w:val="28"/>
-          <w:szCs w:val="28"/>
-          <w:lang w:val="en-US" w:eastAsia="ru-RU"/>
-        </w:rPr>
         <w:t>Studio</w:t>
       </w:r>
       <w:r>
@@ -8772,31 +8800,9 @@
           <w:color w:val="000000"/>
           <w:sz w:val="28"/>
           <w:szCs w:val="28"/>
-          <w:lang w:val="en-US" w:eastAsia="ru-RU"/>
-        </w:rPr>
-        <w:t xml:space="preserve"> 2022»</w:t>
-      </w:r>
-      <w:r>
-        <w:rPr>
-          <w:rFonts w:ascii="Times New Roman" w:eastAsia="Times New Roman" w:hAnsi="Times New Roman" w:cs="Times New Roman"/>
-          <w:bCs/>
-          <w:color w:val="000000"/>
-          <w:sz w:val="28"/>
-          <w:szCs w:val="28"/>
-          <w:lang w:val="en-US" w:eastAsia="ru-RU"/>
-        </w:rPr>
-        <w:t>.</w:t>
-      </w:r>
-      <w:r>
-        <w:rPr>
-          <w:rFonts w:ascii="Times New Roman" w:eastAsia="Times New Roman" w:hAnsi="Times New Roman" w:cs="Times New Roman"/>
-          <w:bCs/>
-          <w:color w:val="000000"/>
-          <w:sz w:val="28"/>
-          <w:szCs w:val="28"/>
-          <w:lang w:val="en-US" w:eastAsia="ru-RU"/>
-        </w:rPr>
-        <w:t xml:space="preserve"> </w:t>
+          <w:lang w:eastAsia="ru-RU"/>
+        </w:rPr>
+        <w:t xml:space="preserve"> 2022». </w:t>
       </w:r>
       <w:r>
         <w:rPr>
@@ -8951,6 +8957,7 @@
         <w:rPr>
           <w:rFonts w:ascii="Times New Roman" w:eastAsia="Times New Roman" w:hAnsi="Times New Roman" w:cs="Times New Roman"/>
           <w:bCs/>
+          <w:noProof/>
           <w:color w:val="000000"/>
           <w:sz w:val="28"/>
           <w:szCs w:val="28"/>
@@ -8972,7 +8979,7 @@
                     <pic:cNvPicPr/>
                   </pic:nvPicPr>
                   <pic:blipFill>
-                    <a:blip r:embed="rId12"/>
+                    <a:blip r:embed="rId13"/>
                     <a:stretch>
                       <a:fillRect/>
                     </a:stretch>
@@ -9197,7 +9204,7 @@
           <w:color w:val="000000"/>
           <w:sz w:val="28"/>
           <w:szCs w:val="20"/>
-          <w:lang w:eastAsia="ru-RU"/>
+          <w:lang w:val="en-US" w:eastAsia="ru-RU"/>
         </w:rPr>
         <w:t>,</w:t>
       </w:r>
@@ -9433,7 +9440,7 @@
           <w:color w:val="000000"/>
           <w:sz w:val="28"/>
           <w:szCs w:val="28"/>
-          <w:lang w:eastAsia="ru-RU"/>
+          <w:lang w:val="en-US" w:eastAsia="ru-RU"/>
         </w:rPr>
       </w:pPr>
       <w:r>
@@ -9457,6 +9464,463 @@
           <w:lang w:eastAsia="ru-RU"/>
         </w:rPr>
         <w:t>соответствии со стилем и цветовой гаммой организации, пользовательский интерфейс программы мониторинга дискового пространства модифицирован.</w:t>
+      </w:r>
+    </w:p>
+    <w:p>
+      <w:pPr>
+        <w:spacing w:after="0" w:line="360" w:lineRule="auto"/>
+        <w:ind w:firstLine="709"/>
+        <w:jc w:val="both"/>
+        <w:rPr>
+          <w:rFonts w:ascii="Times New Roman" w:hAnsi="Times New Roman" w:cs="Times New Roman"/>
+          <w:bCs/>
+          <w:sz w:val="28"/>
+          <w:szCs w:val="28"/>
+        </w:rPr>
+      </w:pPr>
+      <w:r>
+        <w:rPr>
+          <w:rFonts w:ascii="Times New Roman" w:hAnsi="Times New Roman" w:cs="Times New Roman"/>
+          <w:bCs/>
+          <w:sz w:val="28"/>
+          <w:szCs w:val="28"/>
+        </w:rPr>
+        <w:t xml:space="preserve">Для интерфейса </w:t>
+      </w:r>
+      <w:r>
+        <w:rPr>
+          <w:rFonts w:ascii="Times New Roman" w:hAnsi="Times New Roman" w:cs="Times New Roman"/>
+          <w:bCs/>
+          <w:sz w:val="28"/>
+          <w:szCs w:val="28"/>
+        </w:rPr>
+        <w:t>программы</w:t>
+      </w:r>
+      <w:r>
+        <w:rPr>
+          <w:rFonts w:ascii="Times New Roman" w:hAnsi="Times New Roman" w:cs="Times New Roman"/>
+          <w:bCs/>
+          <w:sz w:val="28"/>
+          <w:szCs w:val="28"/>
+        </w:rPr>
+        <w:t xml:space="preserve"> выбрана следующая цветовая палитра:</w:t>
+      </w:r>
+    </w:p>
+    <w:p>
+      <w:pPr>
+        <w:pStyle w:val="a7"/>
+        <w:numPr>
+          <w:ilvl w:val="0"/>
+          <w:numId w:val="6"/>
+        </w:numPr>
+        <w:tabs>
+          <w:tab w:val="left" w:pos="993"/>
+        </w:tabs>
+        <w:spacing w:after="0" w:line="360" w:lineRule="auto"/>
+        <w:ind w:left="0" w:firstLine="709"/>
+        <w:jc w:val="both"/>
+        <w:rPr>
+          <w:rFonts w:ascii="Times New Roman" w:hAnsi="Times New Roman" w:cs="Times New Roman"/>
+          <w:bCs/>
+          <w:sz w:val="28"/>
+          <w:szCs w:val="28"/>
+        </w:rPr>
+      </w:pPr>
+      <w:r>
+        <w:rPr>
+          <w:rFonts w:ascii="Times New Roman" w:hAnsi="Times New Roman" w:cs="Times New Roman"/>
+          <w:bCs/>
+          <w:sz w:val="28"/>
+          <w:szCs w:val="28"/>
+        </w:rPr>
+        <w:t>#</w:t>
+      </w:r>
+      <w:r>
+        <w:rPr>
+          <w:rFonts w:ascii="Times New Roman" w:hAnsi="Times New Roman" w:cs="Times New Roman"/>
+          <w:bCs/>
+          <w:sz w:val="28"/>
+          <w:szCs w:val="28"/>
+          <w:lang w:val="en-US"/>
+        </w:rPr>
+        <w:t>ffffff</w:t>
+      </w:r>
+      <w:r>
+        <w:rPr>
+          <w:rFonts w:ascii="Times New Roman" w:hAnsi="Times New Roman" w:cs="Times New Roman"/>
+          <w:bCs/>
+          <w:sz w:val="28"/>
+          <w:szCs w:val="28"/>
+        </w:rPr>
+        <w:t xml:space="preserve"> –</w:t>
+      </w:r>
+      <w:r>
+        <w:rPr>
+          <w:rFonts w:ascii="Times New Roman" w:hAnsi="Times New Roman" w:cs="Times New Roman"/>
+          <w:bCs/>
+          <w:sz w:val="28"/>
+          <w:szCs w:val="28"/>
+        </w:rPr>
+        <w:t xml:space="preserve"> цвет</w:t>
+      </w:r>
+      <w:r>
+        <w:rPr>
+          <w:rFonts w:ascii="Times New Roman" w:hAnsi="Times New Roman" w:cs="Times New Roman"/>
+          <w:bCs/>
+          <w:sz w:val="28"/>
+          <w:szCs w:val="28"/>
+        </w:rPr>
+        <w:t xml:space="preserve"> подписей кнопок</w:t>
+      </w:r>
+      <w:r>
+        <w:rPr>
+          <w:rFonts w:ascii="Times New Roman" w:hAnsi="Times New Roman" w:cs="Times New Roman"/>
+          <w:bCs/>
+          <w:sz w:val="28"/>
+          <w:szCs w:val="28"/>
+        </w:rPr>
+        <w:t>,</w:t>
+      </w:r>
+    </w:p>
+    <w:p>
+      <w:pPr>
+        <w:pStyle w:val="a7"/>
+        <w:numPr>
+          <w:ilvl w:val="0"/>
+          <w:numId w:val="6"/>
+        </w:numPr>
+        <w:tabs>
+          <w:tab w:val="left" w:pos="993"/>
+        </w:tabs>
+        <w:spacing w:after="0" w:line="360" w:lineRule="auto"/>
+        <w:ind w:left="0" w:firstLine="709"/>
+        <w:jc w:val="both"/>
+        <w:rPr>
+          <w:rFonts w:ascii="Times New Roman" w:hAnsi="Times New Roman" w:cs="Times New Roman"/>
+          <w:bCs/>
+          <w:sz w:val="28"/>
+          <w:szCs w:val="28"/>
+          <w:lang w:val="en-US"/>
+        </w:rPr>
+      </w:pPr>
+      <w:r>
+        <w:rPr>
+          <w:rFonts w:ascii="Times New Roman" w:hAnsi="Times New Roman" w:cs="Times New Roman"/>
+          <w:bCs/>
+          <w:sz w:val="28"/>
+          <w:szCs w:val="28"/>
+        </w:rPr>
+        <w:t>#</w:t>
+      </w:r>
+      <w:r>
+        <w:rPr>
+          <w:rFonts w:ascii="Times New Roman" w:hAnsi="Times New Roman" w:cs="Times New Roman"/>
+          <w:bCs/>
+          <w:sz w:val="28"/>
+          <w:szCs w:val="28"/>
+          <w:lang w:val="en-US"/>
+        </w:rPr>
+        <w:t>ff</w:t>
+      </w:r>
+      <w:r>
+        <w:rPr>
+          <w:rFonts w:ascii="Times New Roman" w:hAnsi="Times New Roman" w:cs="Times New Roman"/>
+          <w:bCs/>
+          <w:sz w:val="28"/>
+          <w:szCs w:val="28"/>
+        </w:rPr>
+        <w:t>5124</w:t>
+      </w:r>
+      <w:r>
+        <w:rPr>
+          <w:rFonts w:ascii="Times New Roman" w:hAnsi="Times New Roman" w:cs="Times New Roman"/>
+          <w:bCs/>
+          <w:sz w:val="28"/>
+          <w:szCs w:val="28"/>
+        </w:rPr>
+        <w:t xml:space="preserve"> – </w:t>
+      </w:r>
+      <w:r>
+        <w:rPr>
+          <w:rFonts w:ascii="Times New Roman" w:hAnsi="Times New Roman" w:cs="Times New Roman"/>
+          <w:bCs/>
+          <w:sz w:val="28"/>
+          <w:szCs w:val="28"/>
+        </w:rPr>
+        <w:t>цвет фона,</w:t>
+      </w:r>
+    </w:p>
+    <w:p>
+      <w:pPr>
+        <w:pStyle w:val="a7"/>
+        <w:numPr>
+          <w:ilvl w:val="0"/>
+          <w:numId w:val="6"/>
+        </w:numPr>
+        <w:tabs>
+          <w:tab w:val="left" w:pos="993"/>
+        </w:tabs>
+        <w:spacing w:after="0" w:line="360" w:lineRule="auto"/>
+        <w:ind w:left="0" w:firstLine="709"/>
+        <w:jc w:val="both"/>
+        <w:rPr>
+          <w:rFonts w:ascii="Times New Roman" w:hAnsi="Times New Roman" w:cs="Times New Roman"/>
+          <w:bCs/>
+          <w:sz w:val="28"/>
+          <w:szCs w:val="28"/>
+          <w:lang w:val="en-US"/>
+        </w:rPr>
+      </w:pPr>
+      <w:r>
+        <w:rPr>
+          <w:rFonts w:ascii="Times New Roman" w:hAnsi="Times New Roman" w:cs="Times New Roman"/>
+          <w:bCs/>
+          <w:sz w:val="28"/>
+          <w:szCs w:val="28"/>
+          <w:lang w:val="en-US"/>
+        </w:rPr>
+        <w:t>#</w:t>
+      </w:r>
+      <w:r>
+        <w:rPr>
+          <w:rFonts w:ascii="Times New Roman" w:hAnsi="Times New Roman" w:cs="Times New Roman"/>
+          <w:bCs/>
+          <w:sz w:val="28"/>
+          <w:szCs w:val="28"/>
+        </w:rPr>
+        <w:t>000000 – цвет текста</w:t>
+      </w:r>
+      <w:r>
+        <w:rPr>
+          <w:rFonts w:ascii="Times New Roman" w:hAnsi="Times New Roman" w:cs="Times New Roman"/>
+          <w:bCs/>
+          <w:sz w:val="28"/>
+          <w:szCs w:val="28"/>
+        </w:rPr>
+        <w:t>,</w:t>
+      </w:r>
+    </w:p>
+    <w:p>
+      <w:pPr>
+        <w:pStyle w:val="a7"/>
+        <w:numPr>
+          <w:ilvl w:val="0"/>
+          <w:numId w:val="6"/>
+        </w:numPr>
+        <w:tabs>
+          <w:tab w:val="left" w:pos="993"/>
+        </w:tabs>
+        <w:spacing w:after="0" w:line="360" w:lineRule="auto"/>
+        <w:ind w:left="0" w:firstLine="709"/>
+        <w:jc w:val="both"/>
+        <w:rPr>
+          <w:rFonts w:ascii="Times New Roman" w:hAnsi="Times New Roman" w:cs="Times New Roman"/>
+          <w:bCs/>
+          <w:sz w:val="28"/>
+          <w:szCs w:val="28"/>
+        </w:rPr>
+      </w:pPr>
+      <w:r>
+        <w:rPr>
+          <w:rFonts w:ascii="Times New Roman" w:hAnsi="Times New Roman" w:cs="Times New Roman"/>
+          <w:bCs/>
+          <w:sz w:val="28"/>
+          <w:szCs w:val="28"/>
+        </w:rPr>
+        <w:t>#</w:t>
+      </w:r>
+      <w:r>
+        <w:rPr>
+          <w:rFonts w:ascii="Times New Roman" w:hAnsi="Times New Roman" w:cs="Times New Roman"/>
+          <w:bCs/>
+          <w:sz w:val="28"/>
+          <w:szCs w:val="28"/>
+        </w:rPr>
+        <w:t>1928dc</w:t>
+      </w:r>
+      <w:r>
+        <w:rPr>
+          <w:rFonts w:ascii="Times New Roman" w:hAnsi="Times New Roman" w:cs="Times New Roman"/>
+          <w:bCs/>
+          <w:sz w:val="28"/>
+          <w:szCs w:val="28"/>
+        </w:rPr>
+        <w:t xml:space="preserve"> </w:t>
+      </w:r>
+      <w:r>
+        <w:rPr>
+          <w:rFonts w:ascii="Times New Roman" w:hAnsi="Times New Roman" w:cs="Times New Roman"/>
+          <w:bCs/>
+          <w:sz w:val="28"/>
+          <w:szCs w:val="28"/>
+        </w:rPr>
+        <w:t>–</w:t>
+      </w:r>
+      <w:r>
+        <w:rPr>
+          <w:rFonts w:ascii="Times New Roman" w:hAnsi="Times New Roman" w:cs="Times New Roman"/>
+          <w:bCs/>
+          <w:sz w:val="28"/>
+          <w:szCs w:val="28"/>
+        </w:rPr>
+        <w:t xml:space="preserve"> </w:t>
+      </w:r>
+      <w:r>
+        <w:rPr>
+          <w:rFonts w:ascii="Times New Roman" w:hAnsi="Times New Roman" w:cs="Times New Roman"/>
+          <w:bCs/>
+          <w:sz w:val="28"/>
+          <w:szCs w:val="28"/>
+        </w:rPr>
+        <w:t>цвет кнопок</w:t>
+      </w:r>
+      <w:r>
+        <w:rPr>
+          <w:rFonts w:ascii="Times New Roman" w:hAnsi="Times New Roman" w:cs="Times New Roman"/>
+          <w:bCs/>
+          <w:sz w:val="28"/>
+          <w:szCs w:val="28"/>
+        </w:rPr>
+        <w:t>,</w:t>
+      </w:r>
+    </w:p>
+    <w:p>
+      <w:pPr>
+        <w:pStyle w:val="a7"/>
+        <w:numPr>
+          <w:ilvl w:val="0"/>
+          <w:numId w:val="6"/>
+        </w:numPr>
+        <w:tabs>
+          <w:tab w:val="left" w:pos="993"/>
+        </w:tabs>
+        <w:spacing w:after="0" w:line="360" w:lineRule="auto"/>
+        <w:ind w:left="0" w:firstLine="709"/>
+        <w:jc w:val="both"/>
+        <w:rPr>
+          <w:rFonts w:ascii="Times New Roman" w:hAnsi="Times New Roman" w:cs="Times New Roman"/>
+          <w:bCs/>
+          <w:sz w:val="28"/>
+          <w:szCs w:val="28"/>
+        </w:rPr>
+      </w:pPr>
+      <w:r>
+        <w:rPr>
+          <w:rFonts w:ascii="Times New Roman" w:hAnsi="Times New Roman" w:cs="Times New Roman"/>
+          <w:bCs/>
+          <w:sz w:val="28"/>
+          <w:szCs w:val="28"/>
+        </w:rPr>
+        <w:t>#</w:t>
+      </w:r>
+      <w:r>
+        <w:rPr>
+          <w:rFonts w:ascii="Times New Roman" w:hAnsi="Times New Roman" w:cs="Times New Roman"/>
+          <w:bCs/>
+          <w:sz w:val="28"/>
+          <w:szCs w:val="28"/>
+        </w:rPr>
+        <w:t>87cefa</w:t>
+      </w:r>
+      <w:r>
+        <w:rPr>
+          <w:rFonts w:ascii="Times New Roman" w:hAnsi="Times New Roman" w:cs="Times New Roman"/>
+          <w:bCs/>
+          <w:sz w:val="28"/>
+          <w:szCs w:val="28"/>
+        </w:rPr>
+        <w:t xml:space="preserve"> </w:t>
+      </w:r>
+      <w:r>
+        <w:rPr>
+          <w:rFonts w:ascii="Times New Roman" w:hAnsi="Times New Roman" w:cs="Times New Roman"/>
+          <w:bCs/>
+          <w:sz w:val="28"/>
+          <w:szCs w:val="28"/>
+        </w:rPr>
+        <w:t>– вторичный цвет кнопок</w:t>
+      </w:r>
+      <w:r>
+        <w:rPr>
+          <w:rFonts w:ascii="Times New Roman" w:hAnsi="Times New Roman" w:cs="Times New Roman"/>
+          <w:bCs/>
+          <w:sz w:val="28"/>
+          <w:szCs w:val="28"/>
+        </w:rPr>
+        <w:t>.</w:t>
+      </w:r>
+    </w:p>
+    <w:p>
+      <w:pPr>
+        <w:pStyle w:val="a7"/>
+        <w:tabs>
+          <w:tab w:val="left" w:pos="993"/>
+        </w:tabs>
+        <w:spacing w:after="0" w:line="360" w:lineRule="auto"/>
+        <w:ind w:left="0" w:firstLine="709"/>
+        <w:jc w:val="both"/>
+        <w:rPr>
+          <w:rFonts w:ascii="Times New Roman" w:hAnsi="Times New Roman" w:cs="Times New Roman"/>
+          <w:bCs/>
+          <w:sz w:val="28"/>
+          <w:szCs w:val="28"/>
+        </w:rPr>
+      </w:pPr>
+      <w:r>
+        <w:rPr>
+          <w:rFonts w:ascii="Times New Roman" w:hAnsi="Times New Roman" w:cs="Times New Roman"/>
+          <w:bCs/>
+          <w:sz w:val="28"/>
+          <w:szCs w:val="28"/>
+        </w:rPr>
+        <w:t xml:space="preserve">Централизованная настройка стилей элементов программы реализована через </w:t>
+      </w:r>
+      <w:r>
+        <w:rPr>
+          <w:rFonts w:ascii="Times New Roman" w:hAnsi="Times New Roman" w:cs="Times New Roman"/>
+          <w:bCs/>
+          <w:sz w:val="28"/>
+          <w:szCs w:val="28"/>
+          <w:lang w:val="en-US"/>
+        </w:rPr>
+        <w:t>App</w:t>
+      </w:r>
+      <w:r>
+        <w:rPr>
+          <w:rFonts w:ascii="Times New Roman" w:hAnsi="Times New Roman" w:cs="Times New Roman"/>
+          <w:bCs/>
+          <w:sz w:val="28"/>
+          <w:szCs w:val="28"/>
+        </w:rPr>
+        <w:t>.</w:t>
+      </w:r>
+      <w:r>
+        <w:rPr>
+          <w:rFonts w:ascii="Times New Roman" w:hAnsi="Times New Roman" w:cs="Times New Roman"/>
+          <w:bCs/>
+          <w:sz w:val="28"/>
+          <w:szCs w:val="28"/>
+          <w:lang w:val="en-US"/>
+        </w:rPr>
+        <w:t>xaml</w:t>
+      </w:r>
+      <w:r>
+        <w:rPr>
+          <w:rFonts w:ascii="Times New Roman" w:hAnsi="Times New Roman" w:cs="Times New Roman"/>
+          <w:bCs/>
+          <w:sz w:val="28"/>
+          <w:szCs w:val="28"/>
+        </w:rPr>
+        <w:t>.</w:t>
+      </w:r>
+      <w:r>
+        <w:rPr>
+          <w:rFonts w:ascii="Times New Roman" w:hAnsi="Times New Roman" w:cs="Times New Roman"/>
+          <w:bCs/>
+          <w:sz w:val="28"/>
+          <w:szCs w:val="28"/>
+        </w:rPr>
+        <w:t xml:space="preserve"> Это позволяет задать визуальные характеристики один раз и автоматически применить их ко всем соответствующим элементам во всех частях приложения.</w:t>
       </w:r>
     </w:p>
     <w:p>
@@ -9554,25 +10018,6 @@
     </w:p>
     <w:p>
       <w:pPr>
-        <w:tabs>
-          <w:tab w:val="left" w:pos="900"/>
-        </w:tabs>
-        <w:spacing w:after="0" w:line="360" w:lineRule="auto"/>
-        <w:ind w:firstLine="709"/>
-        <w:contextualSpacing/>
-        <w:jc w:val="both"/>
-        <w:rPr>
-          <w:rFonts w:ascii="Times New Roman" w:eastAsia="Times New Roman" w:hAnsi="Times New Roman" w:cs="Times New Roman"/>
-          <w:bCs/>
-          <w:color w:val="000000"/>
-          <w:sz w:val="28"/>
-          <w:szCs w:val="28"/>
-          <w:lang w:eastAsia="ru-RU"/>
-        </w:rPr>
-      </w:pPr>
-    </w:p>
-    <w:p>
-      <w:pPr>
         <w:spacing w:after="0" w:line="360" w:lineRule="auto"/>
         <w:contextualSpacing/>
         <w:jc w:val="center"/>
@@ -9589,6 +10034,7 @@
         <w:rPr>
           <w:rFonts w:ascii="Times New Roman" w:eastAsia="Times New Roman" w:hAnsi="Times New Roman" w:cs="Times New Roman"/>
           <w:bCs/>
+          <w:noProof/>
           <w:color w:val="000000"/>
           <w:sz w:val="28"/>
           <w:szCs w:val="28"/>
@@ -9596,9 +10042,9 @@
         </w:rPr>
         <w:lastRenderedPageBreak/>
         <w:drawing>
-          <wp:inline distT="0" distB="0" distL="0" distR="0" wp14:anchorId="4ACEE43A" wp14:editId="00E7C2A8">
-            <wp:extent cx="5286375" cy="2979130"/>
-            <wp:effectExtent l="0" t="0" r="0" b="0"/>
+          <wp:inline distT="0" distB="0" distL="0" distR="0" wp14:anchorId="4ACEE43A" wp14:editId="26153755">
+            <wp:extent cx="5155055" cy="2905125"/>
+            <wp:effectExtent l="0" t="0" r="7620" b="0"/>
             <wp:docPr id="934115575" name="Рисунок 1"/>
             <wp:cNvGraphicFramePr>
               <a:graphicFrameLocks xmlns:a="http://schemas.openxmlformats.org/drawingml/2006/main" noChangeAspect="1"/>
@@ -9611,7 +10057,7 @@
                     <pic:cNvPicPr/>
                   </pic:nvPicPr>
                   <pic:blipFill>
-                    <a:blip r:embed="rId13"/>
+                    <a:blip r:embed="rId14"/>
                     <a:stretch>
                       <a:fillRect/>
                     </a:stretch>
@@ -9619,7 +10065,7 @@
                   <pic:spPr>
                     <a:xfrm>
                       <a:off x="0" y="0"/>
-                      <a:ext cx="5309547" cy="2992189"/>
+                      <a:ext cx="5266721" cy="2968054"/>
                     </a:xfrm>
                     <a:prstGeom prst="rect">
                       <a:avLst/>
@@ -9732,14 +10178,15 @@
         <w:rPr>
           <w:rFonts w:ascii="Times New Roman" w:eastAsia="Times New Roman" w:hAnsi="Times New Roman" w:cs="Times New Roman"/>
           <w:bCs/>
+          <w:noProof/>
           <w:color w:val="000000"/>
           <w:sz w:val="28"/>
           <w:szCs w:val="28"/>
           <w:lang w:eastAsia="ru-RU"/>
         </w:rPr>
         <w:drawing>
-          <wp:inline distT="0" distB="0" distL="0" distR="0" wp14:anchorId="27EA5ED4" wp14:editId="5B69AADA">
-            <wp:extent cx="5314950" cy="2995235"/>
+          <wp:inline distT="0" distB="0" distL="0" distR="0" wp14:anchorId="27EA5ED4" wp14:editId="227B6301">
+            <wp:extent cx="5152231" cy="2905125"/>
             <wp:effectExtent l="0" t="0" r="0" b="0"/>
             <wp:docPr id="1825079386" name="Рисунок 1"/>
             <wp:cNvGraphicFramePr>
@@ -9753,7 +10200,7 @@
                     <pic:cNvPicPr/>
                   </pic:nvPicPr>
                   <pic:blipFill>
-                    <a:blip r:embed="rId14"/>
+                    <a:blip r:embed="rId15"/>
                     <a:stretch>
                       <a:fillRect/>
                     </a:stretch>
@@ -9761,7 +10208,7 @@
                   <pic:spPr>
                     <a:xfrm>
                       <a:off x="0" y="0"/>
-                      <a:ext cx="5337573" cy="3007984"/>
+                      <a:ext cx="5166896" cy="2913394"/>
                     </a:xfrm>
                     <a:prstGeom prst="rect">
                       <a:avLst/>
@@ -9834,51 +10281,7 @@
           <w:szCs w:val="28"/>
           <w:lang w:eastAsia="ru-RU"/>
         </w:rPr>
-        <w:t xml:space="preserve"> – «Мониторинг дискового пространства». Вид вкладки «</w:t>
-      </w:r>
-      <w:r>
-        <w:rPr>
-          <w:rFonts w:ascii="Times New Roman" w:eastAsia="Times New Roman" w:hAnsi="Times New Roman" w:cs="Times New Roman"/>
-          <w:bCs/>
-          <w:color w:val="000000"/>
-          <w:sz w:val="28"/>
-          <w:szCs w:val="28"/>
-          <w:lang w:eastAsia="ru-RU"/>
-        </w:rPr>
-        <w:t>Очистка</w:t>
-      </w:r>
-      <w:r>
-        <w:rPr>
-          <w:rFonts w:ascii="Times New Roman" w:eastAsia="Times New Roman" w:hAnsi="Times New Roman" w:cs="Times New Roman"/>
-          <w:bCs/>
-          <w:color w:val="000000"/>
-          <w:sz w:val="28"/>
-          <w:szCs w:val="28"/>
-          <w:lang w:eastAsia="ru-RU"/>
-        </w:rPr>
-        <w:t xml:space="preserve"> </w:t>
-      </w:r>
-      <w:r>
-        <w:rPr>
-          <w:rFonts w:ascii="Times New Roman" w:eastAsia="Times New Roman" w:hAnsi="Times New Roman" w:cs="Times New Roman"/>
-          <w:bCs/>
-          <w:color w:val="000000"/>
-          <w:sz w:val="28"/>
-          <w:szCs w:val="28"/>
-          <w:lang w:eastAsia="ru-RU"/>
-        </w:rPr>
-        <w:t>диска</w:t>
-      </w:r>
-      <w:r>
-        <w:rPr>
-          <w:rFonts w:ascii="Times New Roman" w:eastAsia="Times New Roman" w:hAnsi="Times New Roman" w:cs="Times New Roman"/>
-          <w:bCs/>
-          <w:color w:val="000000"/>
-          <w:sz w:val="28"/>
-          <w:szCs w:val="28"/>
-          <w:lang w:eastAsia="ru-RU"/>
-        </w:rPr>
-        <w:t>» до модификаций</w:t>
+        <w:t xml:space="preserve"> – «Мониторинг дискового пространства». Вид вкладки «Очистка диска» до модификаций</w:t>
       </w:r>
     </w:p>
     <w:p>
@@ -9911,41 +10314,19 @@
           <w:color w:val="000000"/>
           <w:sz w:val="28"/>
           <w:szCs w:val="28"/>
-          <w:lang w:eastAsia="ru-RU"/>
-        </w:rPr>
-      </w:pPr>
-      <w:r>
-        <w:rPr>
-          <w:rFonts w:ascii="Times New Roman" w:eastAsia="Times New Roman" w:hAnsi="Times New Roman" w:cs="Times New Roman"/>
-          <w:bCs/>
-          <w:color w:val="000000"/>
-          <w:sz w:val="28"/>
-          <w:szCs w:val="28"/>
-          <w:lang w:eastAsia="ru-RU"/>
-        </w:rPr>
-        <w:t xml:space="preserve">Внешний вид вкладок «Монитор ресурсов» и «Очистка диска» </w:t>
-      </w:r>
-      <w:r>
-        <w:rPr>
-          <w:rFonts w:ascii="Times New Roman" w:eastAsia="Times New Roman" w:hAnsi="Times New Roman" w:cs="Times New Roman"/>
-          <w:bCs/>
-          <w:color w:val="000000"/>
-          <w:sz w:val="28"/>
-          <w:szCs w:val="28"/>
-          <w:lang w:eastAsia="ru-RU"/>
-        </w:rPr>
-        <w:t>после</w:t>
-      </w:r>
-      <w:r>
-        <w:rPr>
-          <w:rFonts w:ascii="Times New Roman" w:eastAsia="Times New Roman" w:hAnsi="Times New Roman" w:cs="Times New Roman"/>
-          <w:bCs/>
-          <w:color w:val="000000"/>
-          <w:sz w:val="28"/>
-          <w:szCs w:val="28"/>
-          <w:lang w:eastAsia="ru-RU"/>
-        </w:rPr>
-        <w:t xml:space="preserve"> модификации представлен на рисунках </w:t>
+          <w:lang w:val="en-US" w:eastAsia="ru-RU"/>
+        </w:rPr>
+      </w:pPr>
+      <w:r>
+        <w:rPr>
+          <w:rFonts w:ascii="Times New Roman" w:eastAsia="Times New Roman" w:hAnsi="Times New Roman" w:cs="Times New Roman"/>
+          <w:bCs/>
+          <w:color w:val="000000"/>
+          <w:sz w:val="28"/>
+          <w:szCs w:val="28"/>
+          <w:lang w:eastAsia="ru-RU"/>
+        </w:rPr>
+        <w:t xml:space="preserve">Внешний вид вкладок «Монитор ресурсов» и «Очистка диска» после модификации представлен на рисунках </w:t>
       </w:r>
       <w:r>
         <w:rPr>
@@ -10010,6 +10391,7 @@
         <w:rPr>
           <w:rFonts w:ascii="Times New Roman" w:eastAsia="Times New Roman" w:hAnsi="Times New Roman" w:cs="Times New Roman"/>
           <w:bCs/>
+          <w:noProof/>
           <w:color w:val="000000"/>
           <w:sz w:val="28"/>
           <w:szCs w:val="28"/>
@@ -10017,9 +10399,9 @@
         </w:rPr>
         <w:lastRenderedPageBreak/>
         <w:drawing>
-          <wp:inline distT="0" distB="0" distL="0" distR="0" wp14:anchorId="63CF4868" wp14:editId="3888DD64">
-            <wp:extent cx="5940425" cy="3347720"/>
-            <wp:effectExtent l="0" t="0" r="3175" b="5080"/>
+          <wp:inline distT="0" distB="0" distL="0" distR="0" wp14:anchorId="63CF4868" wp14:editId="1712A540">
+            <wp:extent cx="5983241" cy="3371850"/>
+            <wp:effectExtent l="0" t="0" r="0" b="0"/>
             <wp:docPr id="897995752" name="Рисунок 1"/>
             <wp:cNvGraphicFramePr>
               <a:graphicFrameLocks xmlns:a="http://schemas.openxmlformats.org/drawingml/2006/main" noChangeAspect="1"/>
@@ -10032,7 +10414,150 @@
                     <pic:cNvPicPr/>
                   </pic:nvPicPr>
                   <pic:blipFill>
-                    <a:blip r:embed="rId15"/>
+                    <a:blip r:embed="rId16"/>
+                    <a:stretch>
+                      <a:fillRect/>
+                    </a:stretch>
+                  </pic:blipFill>
+                  <pic:spPr>
+                    <a:xfrm>
+                      <a:off x="0" y="0"/>
+                      <a:ext cx="6029046" cy="3397663"/>
+                    </a:xfrm>
+                    <a:prstGeom prst="rect">
+                      <a:avLst/>
+                    </a:prstGeom>
+                  </pic:spPr>
+                </pic:pic>
+              </a:graphicData>
+            </a:graphic>
+          </wp:inline>
+        </w:drawing>
+      </w:r>
+    </w:p>
+    <w:p>
+      <w:pPr>
+        <w:tabs>
+          <w:tab w:val="left" w:pos="900"/>
+        </w:tabs>
+        <w:spacing w:after="0" w:line="360" w:lineRule="auto"/>
+        <w:ind w:firstLine="709"/>
+        <w:contextualSpacing/>
+        <w:jc w:val="both"/>
+        <w:rPr>
+          <w:rFonts w:ascii="Times New Roman" w:eastAsia="Times New Roman" w:hAnsi="Times New Roman" w:cs="Times New Roman"/>
+          <w:bCs/>
+          <w:color w:val="000000"/>
+          <w:sz w:val="28"/>
+          <w:szCs w:val="28"/>
+          <w:lang w:eastAsia="ru-RU"/>
+        </w:rPr>
+      </w:pPr>
+    </w:p>
+    <w:p>
+      <w:pPr>
+        <w:spacing w:after="0" w:line="360" w:lineRule="auto"/>
+        <w:contextualSpacing/>
+        <w:jc w:val="center"/>
+        <w:rPr>
+          <w:rFonts w:ascii="Times New Roman" w:eastAsia="Times New Roman" w:hAnsi="Times New Roman" w:cs="Times New Roman"/>
+          <w:bCs/>
+          <w:color w:val="000000"/>
+          <w:sz w:val="28"/>
+          <w:szCs w:val="28"/>
+          <w:lang w:val="en-US" w:eastAsia="ru-RU"/>
+        </w:rPr>
+      </w:pPr>
+      <w:r>
+        <w:rPr>
+          <w:rFonts w:ascii="Times New Roman" w:eastAsia="Times New Roman" w:hAnsi="Times New Roman" w:cs="Times New Roman"/>
+          <w:bCs/>
+          <w:color w:val="000000"/>
+          <w:sz w:val="28"/>
+          <w:szCs w:val="28"/>
+          <w:lang w:eastAsia="ru-RU"/>
+        </w:rPr>
+        <w:t xml:space="preserve">Рисунок </w:t>
+      </w:r>
+      <w:r>
+        <w:rPr>
+          <w:rFonts w:ascii="Times New Roman" w:eastAsia="Times New Roman" w:hAnsi="Times New Roman" w:cs="Times New Roman"/>
+          <w:bCs/>
+          <w:color w:val="000000"/>
+          <w:sz w:val="28"/>
+          <w:szCs w:val="28"/>
+          <w:lang w:eastAsia="ru-RU"/>
+        </w:rPr>
+        <w:t>9</w:t>
+      </w:r>
+      <w:r>
+        <w:rPr>
+          <w:rFonts w:ascii="Times New Roman" w:eastAsia="Times New Roman" w:hAnsi="Times New Roman" w:cs="Times New Roman"/>
+          <w:bCs/>
+          <w:color w:val="000000"/>
+          <w:sz w:val="28"/>
+          <w:szCs w:val="28"/>
+          <w:lang w:eastAsia="ru-RU"/>
+        </w:rPr>
+        <w:t xml:space="preserve"> – «Мониторинг дискового пространства». Вид вкладки «Монитор ресурсов» после модификаций</w:t>
+      </w:r>
+    </w:p>
+    <w:p>
+      <w:pPr>
+        <w:spacing w:after="0" w:line="360" w:lineRule="auto"/>
+        <w:contextualSpacing/>
+        <w:jc w:val="center"/>
+        <w:rPr>
+          <w:rFonts w:ascii="Times New Roman" w:eastAsia="Times New Roman" w:hAnsi="Times New Roman" w:cs="Times New Roman"/>
+          <w:bCs/>
+          <w:color w:val="000000"/>
+          <w:sz w:val="28"/>
+          <w:szCs w:val="28"/>
+          <w:lang w:val="en-US" w:eastAsia="ru-RU"/>
+        </w:rPr>
+      </w:pPr>
+    </w:p>
+    <w:p>
+      <w:pPr>
+        <w:spacing w:after="0" w:line="360" w:lineRule="auto"/>
+        <w:contextualSpacing/>
+        <w:jc w:val="center"/>
+        <w:rPr>
+          <w:rFonts w:ascii="Times New Roman" w:eastAsia="Times New Roman" w:hAnsi="Times New Roman" w:cs="Times New Roman"/>
+          <w:bCs/>
+          <w:color w:val="000000"/>
+          <w:sz w:val="28"/>
+          <w:szCs w:val="28"/>
+          <w:lang w:eastAsia="ru-RU"/>
+        </w:rPr>
+      </w:pPr>
+      <w:r>
+        <w:rPr>
+          <w:rFonts w:ascii="Times New Roman" w:eastAsia="Times New Roman" w:hAnsi="Times New Roman" w:cs="Times New Roman"/>
+          <w:bCs/>
+          <w:noProof/>
+          <w:color w:val="000000"/>
+          <w:sz w:val="28"/>
+          <w:szCs w:val="28"/>
+          <w:lang w:eastAsia="ru-RU"/>
+        </w:rPr>
+        <w:drawing>
+          <wp:inline distT="0" distB="0" distL="0" distR="0" wp14:anchorId="3473BE7A" wp14:editId="33EF7F05">
+            <wp:extent cx="5940425" cy="3347720"/>
+            <wp:effectExtent l="0" t="0" r="3175" b="5080"/>
+            <wp:docPr id="123323768" name="Рисунок 1"/>
+            <wp:cNvGraphicFramePr>
+              <a:graphicFrameLocks xmlns:a="http://schemas.openxmlformats.org/drawingml/2006/main" noChangeAspect="1"/>
+            </wp:cNvGraphicFramePr>
+            <a:graphic xmlns:a="http://schemas.openxmlformats.org/drawingml/2006/main">
+              <a:graphicData uri="http://schemas.openxmlformats.org/drawingml/2006/picture">
+                <pic:pic xmlns:pic="http://schemas.openxmlformats.org/drawingml/2006/picture">
+                  <pic:nvPicPr>
+                    <pic:cNvPr id="123323768" name=""/>
+                    <pic:cNvPicPr/>
+                  </pic:nvPicPr>
+                  <pic:blipFill>
+                    <a:blip r:embed="rId17"/>
                     <a:stretch>
                       <a:fillRect/>
                     </a:stretch>
@@ -10055,25 +10580,6 @@
     </w:p>
     <w:p>
       <w:pPr>
-        <w:tabs>
-          <w:tab w:val="left" w:pos="900"/>
-        </w:tabs>
-        <w:spacing w:after="0" w:line="360" w:lineRule="auto"/>
-        <w:ind w:firstLine="709"/>
-        <w:contextualSpacing/>
-        <w:jc w:val="both"/>
-        <w:rPr>
-          <w:rFonts w:ascii="Times New Roman" w:eastAsia="Times New Roman" w:hAnsi="Times New Roman" w:cs="Times New Roman"/>
-          <w:bCs/>
-          <w:color w:val="000000"/>
-          <w:sz w:val="28"/>
-          <w:szCs w:val="28"/>
-          <w:lang w:eastAsia="ru-RU"/>
-        </w:rPr>
-      </w:pPr>
-    </w:p>
-    <w:p>
-      <w:pPr>
         <w:spacing w:after="0" w:line="360" w:lineRule="auto"/>
         <w:contextualSpacing/>
         <w:jc w:val="center"/>
@@ -10086,61 +10592,6 @@
           <w:lang w:eastAsia="ru-RU"/>
         </w:rPr>
       </w:pPr>
-      <w:r>
-        <w:rPr>
-          <w:rFonts w:ascii="Times New Roman" w:eastAsia="Times New Roman" w:hAnsi="Times New Roman" w:cs="Times New Roman"/>
-          <w:bCs/>
-          <w:color w:val="000000"/>
-          <w:sz w:val="28"/>
-          <w:szCs w:val="28"/>
-          <w:lang w:eastAsia="ru-RU"/>
-        </w:rPr>
-        <w:t xml:space="preserve">Рисунок </w:t>
-      </w:r>
-      <w:r>
-        <w:rPr>
-          <w:rFonts w:ascii="Times New Roman" w:eastAsia="Times New Roman" w:hAnsi="Times New Roman" w:cs="Times New Roman"/>
-          <w:bCs/>
-          <w:color w:val="000000"/>
-          <w:sz w:val="28"/>
-          <w:szCs w:val="28"/>
-          <w:lang w:eastAsia="ru-RU"/>
-        </w:rPr>
-        <w:t>9</w:t>
-      </w:r>
-      <w:r>
-        <w:rPr>
-          <w:rFonts w:ascii="Times New Roman" w:eastAsia="Times New Roman" w:hAnsi="Times New Roman" w:cs="Times New Roman"/>
-          <w:bCs/>
-          <w:color w:val="000000"/>
-          <w:sz w:val="28"/>
-          <w:szCs w:val="28"/>
-          <w:lang w:eastAsia="ru-RU"/>
-        </w:rPr>
-        <w:t xml:space="preserve"> – «Мониторинг дискового пространства». Вид вкладки «Монитор ресурсов» </w:t>
-      </w:r>
-      <w:r>
-        <w:rPr>
-          <w:rFonts w:ascii="Times New Roman" w:eastAsia="Times New Roman" w:hAnsi="Times New Roman" w:cs="Times New Roman"/>
-          <w:bCs/>
-          <w:color w:val="000000"/>
-          <w:sz w:val="28"/>
-          <w:szCs w:val="28"/>
-          <w:lang w:eastAsia="ru-RU"/>
-        </w:rPr>
-        <w:t>после</w:t>
-      </w:r>
-      <w:r>
-        <w:rPr>
-          <w:rFonts w:ascii="Times New Roman" w:eastAsia="Times New Roman" w:hAnsi="Times New Roman" w:cs="Times New Roman"/>
-          <w:bCs/>
-          <w:color w:val="000000"/>
-          <w:sz w:val="28"/>
-          <w:szCs w:val="28"/>
-          <w:lang w:eastAsia="ru-RU"/>
-        </w:rPr>
-        <w:t xml:space="preserve"> модификаций</w:t>
-      </w:r>
     </w:p>
     <w:p>
       <w:pPr>
@@ -10153,96 +10604,6 @@
           <w:color w:val="000000"/>
           <w:sz w:val="28"/>
           <w:szCs w:val="28"/>
-          <w:lang w:eastAsia="ru-RU"/>
-        </w:rPr>
-      </w:pPr>
-    </w:p>
-    <w:p>
-      <w:pPr>
-        <w:spacing w:after="0" w:line="360" w:lineRule="auto"/>
-        <w:contextualSpacing/>
-        <w:jc w:val="center"/>
-        <w:rPr>
-          <w:rFonts w:ascii="Times New Roman" w:eastAsia="Times New Roman" w:hAnsi="Times New Roman" w:cs="Times New Roman"/>
-          <w:bCs/>
-          <w:color w:val="000000"/>
-          <w:sz w:val="28"/>
-          <w:szCs w:val="28"/>
-          <w:lang w:eastAsia="ru-RU"/>
-        </w:rPr>
-      </w:pPr>
-      <w:r>
-        <w:rPr>
-          <w:rFonts w:ascii="Times New Roman" w:eastAsia="Times New Roman" w:hAnsi="Times New Roman" w:cs="Times New Roman"/>
-          <w:bCs/>
-          <w:color w:val="000000"/>
-          <w:sz w:val="28"/>
-          <w:szCs w:val="28"/>
-          <w:lang w:eastAsia="ru-RU"/>
-        </w:rPr>
-        <w:drawing>
-          <wp:inline distT="0" distB="0" distL="0" distR="0" wp14:anchorId="3473BE7A" wp14:editId="33EF7F05">
-            <wp:extent cx="5940425" cy="3347720"/>
-            <wp:effectExtent l="0" t="0" r="3175" b="5080"/>
-            <wp:docPr id="123323768" name="Рисунок 1"/>
-            <wp:cNvGraphicFramePr>
-              <a:graphicFrameLocks xmlns:a="http://schemas.openxmlformats.org/drawingml/2006/main" noChangeAspect="1"/>
-            </wp:cNvGraphicFramePr>
-            <a:graphic xmlns:a="http://schemas.openxmlformats.org/drawingml/2006/main">
-              <a:graphicData uri="http://schemas.openxmlformats.org/drawingml/2006/picture">
-                <pic:pic xmlns:pic="http://schemas.openxmlformats.org/drawingml/2006/picture">
-                  <pic:nvPicPr>
-                    <pic:cNvPr id="123323768" name=""/>
-                    <pic:cNvPicPr/>
-                  </pic:nvPicPr>
-                  <pic:blipFill>
-                    <a:blip r:embed="rId16"/>
-                    <a:stretch>
-                      <a:fillRect/>
-                    </a:stretch>
-                  </pic:blipFill>
-                  <pic:spPr>
-                    <a:xfrm>
-                      <a:off x="0" y="0"/>
-                      <a:ext cx="5940425" cy="3347720"/>
-                    </a:xfrm>
-                    <a:prstGeom prst="rect">
-                      <a:avLst/>
-                    </a:prstGeom>
-                  </pic:spPr>
-                </pic:pic>
-              </a:graphicData>
-            </a:graphic>
-          </wp:inline>
-        </w:drawing>
-      </w:r>
-    </w:p>
-    <w:p>
-      <w:pPr>
-        <w:spacing w:after="0" w:line="360" w:lineRule="auto"/>
-        <w:contextualSpacing/>
-        <w:jc w:val="center"/>
-        <w:rPr>
-          <w:rFonts w:ascii="Times New Roman" w:eastAsia="Times New Roman" w:hAnsi="Times New Roman" w:cs="Times New Roman"/>
-          <w:bCs/>
-          <w:color w:val="000000"/>
-          <w:sz w:val="28"/>
-          <w:szCs w:val="28"/>
-          <w:lang w:eastAsia="ru-RU"/>
-        </w:rPr>
-      </w:pPr>
-    </w:p>
-    <w:p>
-      <w:pPr>
-        <w:spacing w:after="0" w:line="360" w:lineRule="auto"/>
-        <w:contextualSpacing/>
-        <w:jc w:val="center"/>
-        <w:rPr>
-          <w:rFonts w:ascii="Times New Roman" w:eastAsia="Times New Roman" w:hAnsi="Times New Roman" w:cs="Times New Roman"/>
-          <w:bCs/>
-          <w:color w:val="000000"/>
-          <w:sz w:val="28"/>
-          <w:szCs w:val="28"/>
           <w:lang w:val="en-US" w:eastAsia="ru-RU"/>
         </w:rPr>
       </w:pPr>
@@ -10277,29 +10638,7 @@
           <w:szCs w:val="28"/>
           <w:lang w:eastAsia="ru-RU"/>
         </w:rPr>
-        <w:t xml:space="preserve">– «Мониторинг дискового пространства». Вид вкладки «Очистка диска» </w:t>
-      </w:r>
-      <w:r>
-        <w:rPr>
-          <w:rFonts w:ascii="Times New Roman" w:eastAsia="Times New Roman" w:hAnsi="Times New Roman" w:cs="Times New Roman"/>
-          <w:bCs/>
-          <w:color w:val="000000"/>
-          <w:sz w:val="28"/>
-          <w:szCs w:val="28"/>
-          <w:lang w:eastAsia="ru-RU"/>
-        </w:rPr>
-        <w:t>после</w:t>
-      </w:r>
-      <w:r>
-        <w:rPr>
-          <w:rFonts w:ascii="Times New Roman" w:eastAsia="Times New Roman" w:hAnsi="Times New Roman" w:cs="Times New Roman"/>
-          <w:bCs/>
-          <w:color w:val="000000"/>
-          <w:sz w:val="28"/>
-          <w:szCs w:val="28"/>
-          <w:lang w:eastAsia="ru-RU"/>
-        </w:rPr>
-        <w:t xml:space="preserve"> модификаций</w:t>
+        <w:t>– «Мониторинг дискового пространства». Вид вкладки «Очистка диска» после модификаций</w:t>
       </w:r>
     </w:p>
     <w:p>
@@ -11536,7 +11875,7 @@
         </w:rPr>
         <w:t xml:space="preserve">Фленов, М. Е. Библия C# : 6-е изд., перераб. и доп. / М. Е. Фленов. – Санкт-Петербург : БХВ-Петербург, 2024. – 512 с. – URL: </w:t>
       </w:r>
-      <w:hyperlink r:id="rId17" w:history="1">
+      <w:hyperlink r:id="rId18" w:history="1">
         <w:r>
           <w:rPr>
             <w:rStyle w:val="af2"/>
@@ -11587,7 +11926,7 @@
       </w:pPr>
     </w:p>
     <w:sectPr>
-      <w:footerReference w:type="default" r:id="rId18"/>
+      <w:footerReference w:type="default" r:id="rId19"/>
       <w:pgSz w:w="11906" w:h="16838"/>
       <w:pgMar w:top="1134" w:right="850" w:bottom="1134" w:left="1701" w:header="708" w:footer="708" w:gutter="0"/>
       <w:cols w:space="708"/>
@@ -12057,6 +12396,119 @@
     </w:lvl>
   </w:abstractNum>
   <w:abstractNum w:abstractNumId="3" w15:restartNumberingAfterBreak="0">
+    <w:nsid w:val="6F240968"/>
+    <w:multiLevelType w:val="hybridMultilevel"/>
+    <w:tmpl w:val="B7B05DE2"/>
+    <w:lvl w:ilvl="0" w:tplc="60F2BDDC">
+      <w:start w:val="1"/>
+      <w:numFmt w:val="bullet"/>
+      <w:lvlText w:val="-"/>
+      <w:lvlJc w:val="left"/>
+      <w:pPr>
+        <w:ind w:left="1429" w:hanging="360"/>
+      </w:pPr>
+      <w:rPr>
+        <w:rFonts w:ascii="Agency FB" w:hAnsi="Agency FB" w:hint="default"/>
+      </w:rPr>
+    </w:lvl>
+    <w:lvl w:ilvl="1" w:tplc="04190003" w:tentative="1">
+      <w:start w:val="1"/>
+      <w:numFmt w:val="bullet"/>
+      <w:lvlText w:val="o"/>
+      <w:lvlJc w:val="left"/>
+      <w:pPr>
+        <w:ind w:left="2149" w:hanging="360"/>
+      </w:pPr>
+      <w:rPr>
+        <w:rFonts w:ascii="Courier New" w:hAnsi="Courier New" w:cs="Courier New" w:hint="default"/>
+      </w:rPr>
+    </w:lvl>
+    <w:lvl w:ilvl="2" w:tplc="04190005" w:tentative="1">
+      <w:start w:val="1"/>
+      <w:numFmt w:val="bullet"/>
+      <w:lvlText w:val=""/>
+      <w:lvlJc w:val="left"/>
+      <w:pPr>
+        <w:ind w:left="2869" w:hanging="360"/>
+      </w:pPr>
+      <w:rPr>
+        <w:rFonts w:ascii="Wingdings" w:hAnsi="Wingdings" w:hint="default"/>
+      </w:rPr>
+    </w:lvl>
+    <w:lvl w:ilvl="3" w:tplc="04190001" w:tentative="1">
+      <w:start w:val="1"/>
+      <w:numFmt w:val="bullet"/>
+      <w:lvlText w:val=""/>
+      <w:lvlJc w:val="left"/>
+      <w:pPr>
+        <w:ind w:left="3589" w:hanging="360"/>
+      </w:pPr>
+      <w:rPr>
+        <w:rFonts w:ascii="Symbol" w:hAnsi="Symbol" w:hint="default"/>
+      </w:rPr>
+    </w:lvl>
+    <w:lvl w:ilvl="4" w:tplc="04190003" w:tentative="1">
+      <w:start w:val="1"/>
+      <w:numFmt w:val="bullet"/>
+      <w:lvlText w:val="o"/>
+      <w:lvlJc w:val="left"/>
+      <w:pPr>
+        <w:ind w:left="4309" w:hanging="360"/>
+      </w:pPr>
+      <w:rPr>
+        <w:rFonts w:ascii="Courier New" w:hAnsi="Courier New" w:cs="Courier New" w:hint="default"/>
+      </w:rPr>
+    </w:lvl>
+    <w:lvl w:ilvl="5" w:tplc="04190005" w:tentative="1">
+      <w:start w:val="1"/>
+      <w:numFmt w:val="bullet"/>
+      <w:lvlText w:val=""/>
+      <w:lvlJc w:val="left"/>
+      <w:pPr>
+        <w:ind w:left="5029" w:hanging="360"/>
+      </w:pPr>
+      <w:rPr>
+        <w:rFonts w:ascii="Wingdings" w:hAnsi="Wingdings" w:hint="default"/>
+      </w:rPr>
+    </w:lvl>
+    <w:lvl w:ilvl="6" w:tplc="04190001" w:tentative="1">
+      <w:start w:val="1"/>
+      <w:numFmt w:val="bullet"/>
+      <w:lvlText w:val=""/>
+      <w:lvlJc w:val="left"/>
+      <w:pPr>
+        <w:ind w:left="5749" w:hanging="360"/>
+      </w:pPr>
+      <w:rPr>
+        <w:rFonts w:ascii="Symbol" w:hAnsi="Symbol" w:hint="default"/>
+      </w:rPr>
+    </w:lvl>
+    <w:lvl w:ilvl="7" w:tplc="04190003" w:tentative="1">
+      <w:start w:val="1"/>
+      <w:numFmt w:val="bullet"/>
+      <w:lvlText w:val="o"/>
+      <w:lvlJc w:val="left"/>
+      <w:pPr>
+        <w:ind w:left="6469" w:hanging="360"/>
+      </w:pPr>
+      <w:rPr>
+        <w:rFonts w:ascii="Courier New" w:hAnsi="Courier New" w:cs="Courier New" w:hint="default"/>
+      </w:rPr>
+    </w:lvl>
+    <w:lvl w:ilvl="8" w:tplc="04190005" w:tentative="1">
+      <w:start w:val="1"/>
+      <w:numFmt w:val="bullet"/>
+      <w:lvlText w:val=""/>
+      <w:lvlJc w:val="left"/>
+      <w:pPr>
+        <w:ind w:left="7189" w:hanging="360"/>
+      </w:pPr>
+      <w:rPr>
+        <w:rFonts w:ascii="Wingdings" w:hAnsi="Wingdings" w:hint="default"/>
+      </w:rPr>
+    </w:lvl>
+  </w:abstractNum>
+  <w:abstractNum w:abstractNumId="4" w15:restartNumberingAfterBreak="0">
     <w:nsid w:val="7B1C2FC1"/>
     <w:multiLevelType w:val="multilevel"/>
     <w:tmpl w:val="934AF8C4"/>
@@ -12169,7 +12621,7 @@
       </w:rPr>
     </w:lvl>
   </w:abstractNum>
-  <w:abstractNum w:abstractNumId="4" w15:restartNumberingAfterBreak="0">
+  <w:abstractNum w:abstractNumId="5" w15:restartNumberingAfterBreak="0">
     <w:nsid w:val="7C13316B"/>
     <w:multiLevelType w:val="multilevel"/>
     <w:tmpl w:val="19A89AEE"/>
@@ -12262,13 +12714,16 @@
     <w:abstractNumId w:val="1"/>
   </w:num>
   <w:num w:numId="3" w16cid:durableId="1157768150">
-    <w:abstractNumId w:val="3"/>
+    <w:abstractNumId w:val="4"/>
   </w:num>
   <w:num w:numId="4" w16cid:durableId="1278633442">
     <w:abstractNumId w:val="0"/>
   </w:num>
   <w:num w:numId="5" w16cid:durableId="1078601842">
-    <w:abstractNumId w:val="4"/>
+    <w:abstractNumId w:val="5"/>
+  </w:num>
+  <w:num w:numId="6" w16cid:durableId="1705255361">
+    <w:abstractNumId w:val="3"/>
   </w:num>
 </w:numbering>
 </file>
@@ -12470,7 +12925,7 @@
     <w:lsdException w:name="Medium Shading 2 Accent 1" w:uiPriority="64"/>
     <w:lsdException w:name="Medium List 1 Accent 1" w:uiPriority="65"/>
     <w:lsdException w:name="Revision" w:semiHidden="1"/>
-    <w:lsdException w:name="List Paragraph" w:uiPriority="0" w:qFormat="1"/>
+    <w:lsdException w:name="List Paragraph" w:uiPriority="34" w:qFormat="1"/>
     <w:lsdException w:name="Quote" w:uiPriority="29" w:qFormat="1"/>
     <w:lsdException w:name="Intense Quote" w:uiPriority="30" w:qFormat="1"/>
     <w:lsdException w:name="Medium List 2 Accent 1" w:uiPriority="66"/>
@@ -13118,6 +13573,7 @@
     <w:name w:val="List Paragraph"/>
     <w:basedOn w:val="a"/>
     <w:link w:val="a8"/>
+    <w:uiPriority w:val="34"/>
     <w:qFormat/>
     <w:rsid w:val="00181383"/>
     <w:pPr>

--- a/ТО А.Н. Поршнев.docx
+++ b/ТО А.Н. Поршнев.docx
@@ -2010,8 +2010,9 @@
         <w:rPr>
           <w:rFonts w:ascii="Times New Roman" w:hAnsi="Times New Roman"/>
           <w:sz w:val="28"/>
-        </w:rPr>
-        <w:t>системой контроля версий</w:t>
+          <w:lang w:val="en-US"/>
+        </w:rPr>
+        <w:t>VCS</w:t>
       </w:r>
       <w:r>
         <w:rPr>
@@ -2556,8 +2557,68 @@
         <w:rPr>
           <w:rFonts w:ascii="Times New Roman" w:hAnsi="Times New Roman"/>
           <w:sz w:val="28"/>
+        </w:rPr>
+      </w:pPr>
+      <w:r>
+        <w:rPr>
+          <w:rFonts w:ascii="Times New Roman" w:hAnsi="Times New Roman"/>
+          <w:sz w:val="28"/>
           <w:lang w:val="en-US"/>
         </w:rPr>
+        <w:t>IDE</w:t>
+      </w:r>
+      <w:r>
+        <w:rPr>
+          <w:rFonts w:ascii="Times New Roman" w:hAnsi="Times New Roman"/>
+          <w:sz w:val="28"/>
+        </w:rPr>
+        <w:t xml:space="preserve"> – </w:t>
+      </w:r>
+      <w:r>
+        <w:rPr>
+          <w:rFonts w:ascii="Times New Roman" w:hAnsi="Times New Roman"/>
+          <w:sz w:val="28"/>
+        </w:rPr>
+        <w:t>интегрированная</w:t>
+      </w:r>
+      <w:r>
+        <w:rPr>
+          <w:rFonts w:ascii="Times New Roman" w:hAnsi="Times New Roman"/>
+          <w:sz w:val="28"/>
+        </w:rPr>
+        <w:t xml:space="preserve"> </w:t>
+      </w:r>
+      <w:r>
+        <w:rPr>
+          <w:rFonts w:ascii="Times New Roman" w:hAnsi="Times New Roman"/>
+          <w:sz w:val="28"/>
+        </w:rPr>
+        <w:t>среда</w:t>
+      </w:r>
+      <w:r>
+        <w:rPr>
+          <w:rFonts w:ascii="Times New Roman" w:hAnsi="Times New Roman"/>
+          <w:sz w:val="28"/>
+        </w:rPr>
+        <w:t xml:space="preserve"> </w:t>
+      </w:r>
+      <w:r>
+        <w:rPr>
+          <w:rFonts w:ascii="Times New Roman" w:hAnsi="Times New Roman"/>
+          <w:sz w:val="28"/>
+        </w:rPr>
+        <w:t>разработки</w:t>
+      </w:r>
+    </w:p>
+    <w:p>
+      <w:pPr>
+        <w:spacing w:after="0" w:line="360" w:lineRule="auto"/>
+        <w:ind w:firstLine="709"/>
+        <w:jc w:val="both"/>
+        <w:rPr>
+          <w:rFonts w:ascii="Times New Roman" w:hAnsi="Times New Roman"/>
+          <w:sz w:val="28"/>
+        </w:rPr>
       </w:pPr>
       <w:r>
         <w:rPr>
@@ -2565,64 +2626,92 @@
           <w:sz w:val="28"/>
           <w:lang w:val="en-US"/>
         </w:rPr>
-        <w:t xml:space="preserve">IDE – </w:t>
-      </w:r>
-      <w:r>
-        <w:rPr>
-          <w:rFonts w:ascii="Times New Roman" w:hAnsi="Times New Roman"/>
-          <w:sz w:val="28"/>
-        </w:rPr>
-        <w:t>интегрированная</w:t>
-      </w:r>
-      <w:r>
+        <w:t>VCS</w:t>
+      </w:r>
+      <w:r>
+        <w:rPr>
+          <w:rFonts w:ascii="Times New Roman" w:hAnsi="Times New Roman"/>
+          <w:sz w:val="28"/>
+        </w:rPr>
+        <w:t xml:space="preserve"> – </w:t>
+      </w:r>
+      <w:r>
+        <w:rPr>
+          <w:rFonts w:ascii="Times New Roman" w:hAnsi="Times New Roman"/>
+          <w:sz w:val="28"/>
+        </w:rPr>
+        <w:t>система</w:t>
+      </w:r>
+      <w:r>
+        <w:rPr>
+          <w:rFonts w:ascii="Times New Roman" w:hAnsi="Times New Roman"/>
+          <w:sz w:val="28"/>
+        </w:rPr>
+        <w:t xml:space="preserve"> </w:t>
+      </w:r>
+      <w:r>
+        <w:rPr>
+          <w:rFonts w:ascii="Times New Roman" w:hAnsi="Times New Roman"/>
+          <w:sz w:val="28"/>
+        </w:rPr>
+        <w:t>контроля</w:t>
+      </w:r>
+      <w:r>
+        <w:rPr>
+          <w:rFonts w:ascii="Times New Roman" w:hAnsi="Times New Roman"/>
+          <w:sz w:val="28"/>
+        </w:rPr>
+        <w:t xml:space="preserve"> </w:t>
+      </w:r>
+      <w:r>
+        <w:rPr>
+          <w:rFonts w:ascii="Times New Roman" w:hAnsi="Times New Roman"/>
+          <w:sz w:val="28"/>
+        </w:rPr>
+        <w:t>версий</w:t>
+      </w:r>
+    </w:p>
+    <w:p>
+      <w:pPr>
+        <w:spacing w:after="0" w:line="360" w:lineRule="auto"/>
+        <w:ind w:firstLine="709"/>
+        <w:jc w:val="both"/>
         <w:rPr>
           <w:rFonts w:ascii="Times New Roman" w:hAnsi="Times New Roman"/>
           <w:sz w:val="28"/>
           <w:lang w:val="en-US"/>
         </w:rPr>
+      </w:pPr>
+      <w:r>
+        <w:rPr>
+          <w:rFonts w:ascii="Times New Roman" w:hAnsi="Times New Roman"/>
+          <w:sz w:val="28"/>
+          <w:lang w:val="en-US"/>
+        </w:rPr>
+        <w:t xml:space="preserve">WPF – </w:t>
+      </w:r>
+      <w:r>
+        <w:rPr>
+          <w:rFonts w:ascii="Times New Roman" w:hAnsi="Times New Roman"/>
+          <w:sz w:val="28"/>
+        </w:rPr>
+        <w:t xml:space="preserve">платформа для построения графических интерфейсов </w:t>
+      </w:r>
+      <w:r>
+        <w:rPr>
+          <w:rFonts w:ascii="Times New Roman" w:hAnsi="Times New Roman"/>
+          <w:sz w:val="28"/>
+          <w:lang w:val="en-US"/>
+        </w:rPr>
+        <w:t>Windows</w:t>
+      </w:r>
+      <w:r>
+        <w:rPr>
+          <w:rFonts w:ascii="Times New Roman" w:hAnsi="Times New Roman"/>
+          <w:sz w:val="28"/>
+          <w:lang w:val="en-US"/>
+        </w:rPr>
         <w:t xml:space="preserve"> </w:t>
-      </w:r>
-      <w:r>
-        <w:rPr>
-          <w:rFonts w:ascii="Times New Roman" w:hAnsi="Times New Roman"/>
-          <w:sz w:val="28"/>
-        </w:rPr>
-        <w:t>среда</w:t>
-      </w:r>
-      <w:r>
-        <w:rPr>
-          <w:rFonts w:ascii="Times New Roman" w:hAnsi="Times New Roman"/>
-          <w:sz w:val="28"/>
-          <w:lang w:val="en-US"/>
-        </w:rPr>
-        <w:t xml:space="preserve"> </w:t>
-      </w:r>
-      <w:r>
-        <w:rPr>
-          <w:rFonts w:ascii="Times New Roman" w:hAnsi="Times New Roman"/>
-          <w:sz w:val="28"/>
-        </w:rPr>
-        <w:t>разработки</w:t>
-      </w:r>
-    </w:p>
-    <w:p>
-      <w:pPr>
-        <w:spacing w:after="0" w:line="360" w:lineRule="auto"/>
-        <w:ind w:firstLine="709"/>
-        <w:jc w:val="both"/>
-        <w:rPr>
-          <w:rFonts w:ascii="Times New Roman" w:hAnsi="Times New Roman"/>
-          <w:sz w:val="28"/>
-          <w:lang w:val="en-US"/>
-        </w:rPr>
-      </w:pPr>
-      <w:r>
-        <w:rPr>
-          <w:rFonts w:ascii="Times New Roman" w:hAnsi="Times New Roman"/>
-          <w:sz w:val="28"/>
-          <w:lang w:val="en-US"/>
-        </w:rPr>
-        <w:t xml:space="preserve">WPF – Windows Presentation Foundation </w:t>
       </w:r>
     </w:p>
     <w:p>
@@ -2885,7 +2974,22 @@
           <w:rFonts w:ascii="Times New Roman" w:hAnsi="Times New Roman"/>
           <w:sz w:val="28"/>
         </w:rPr>
-        <w:t>использовать системы контроля версий,</w:t>
+        <w:t xml:space="preserve">использовать </w:t>
+      </w:r>
+      <w:r>
+        <w:rPr>
+          <w:rFonts w:ascii="Times New Roman" w:hAnsi="Times New Roman"/>
+          <w:sz w:val="28"/>
+          <w:lang w:val="en-US"/>
+        </w:rPr>
+        <w:t>VCS</w:t>
+      </w:r>
+      <w:r>
+        <w:rPr>
+          <w:rFonts w:ascii="Times New Roman" w:hAnsi="Times New Roman"/>
+          <w:sz w:val="28"/>
+        </w:rPr>
+        <w:t>,</w:t>
       </w:r>
     </w:p>
     <w:p>
@@ -3368,7 +3472,25 @@
           <w:sz w:val="28"/>
           <w:lang w:val="en-US"/>
         </w:rPr>
-        <w:t xml:space="preserve"> Microsoft Office, Microsoft Edge, Visual Studio 2022.</w:t>
+        <w:t xml:space="preserve"> Microsoft Office, Microsoft Edge,</w:t>
+      </w:r>
+      <w:r>
+        <w:rPr>
+          <w:rFonts w:ascii="Times New Roman" w:hAnsi="Times New Roman"/>
+          <w:color w:val="000000" w:themeColor="text1"/>
+          <w:sz w:val="28"/>
+          <w:lang w:val="en-US"/>
+        </w:rPr>
+        <w:t xml:space="preserve"> Microsoft </w:t>
+      </w:r>
+      <w:r>
+        <w:rPr>
+          <w:rFonts w:ascii="Times New Roman" w:hAnsi="Times New Roman"/>
+          <w:color w:val="000000" w:themeColor="text1"/>
+          <w:sz w:val="28"/>
+          <w:lang w:val="en-US"/>
+        </w:rPr>
+        <w:t>Visual Studio 2022.</w:t>
       </w:r>
     </w:p>
     <w:p>
@@ -5084,6 +5206,22 @@
           <w:bCs/>
           <w:sz w:val="28"/>
         </w:rPr>
+        <w:t xml:space="preserve"> </w:t>
+      </w:r>
+      <w:r>
+        <w:rPr>
+          <w:rFonts w:ascii="Times New Roman" w:hAnsi="Times New Roman"/>
+          <w:bCs/>
+          <w:sz w:val="28"/>
+        </w:rPr>
+        <w:t>[2]</w:t>
+      </w:r>
+      <w:r>
+        <w:rPr>
+          <w:rFonts w:ascii="Times New Roman" w:hAnsi="Times New Roman"/>
+          <w:bCs/>
+          <w:sz w:val="28"/>
+        </w:rPr>
         <w:t xml:space="preserve"> и</w:t>
       </w:r>
       <w:r>
@@ -5100,7 +5238,23 @@
           <w:bCs/>
           <w:sz w:val="28"/>
         </w:rPr>
-        <w:t xml:space="preserve"> интуитивно понятный интерфейс для </w:t>
+        <w:t xml:space="preserve"> интуитивно понятный интерфейс</w:t>
+      </w:r>
+      <w:r>
+        <w:rPr>
+          <w:rFonts w:ascii="Times New Roman" w:hAnsi="Times New Roman"/>
+          <w:bCs/>
+          <w:sz w:val="28"/>
+        </w:rPr>
+        <w:t xml:space="preserve"> [4]</w:t>
+      </w:r>
+      <w:r>
+        <w:rPr>
+          <w:rFonts w:ascii="Times New Roman" w:hAnsi="Times New Roman"/>
+          <w:bCs/>
+          <w:sz w:val="28"/>
+        </w:rPr>
+        <w:t xml:space="preserve"> для </w:t>
       </w:r>
       <w:r>
         <w:rPr>
@@ -5600,6 +5754,14 @@
           <w:bCs/>
           <w:sz w:val="28"/>
         </w:rPr>
+        <w:t xml:space="preserve"> [5]</w:t>
+      </w:r>
+      <w:r>
+        <w:rPr>
+          <w:rFonts w:ascii="Times New Roman" w:hAnsi="Times New Roman"/>
+          <w:bCs/>
+          <w:sz w:val="28"/>
+        </w:rPr>
         <w:t xml:space="preserve"> в </w:t>
       </w:r>
       <w:r>
@@ -6076,8 +6238,9 @@
           <w:rFonts w:ascii="Times New Roman" w:hAnsi="Times New Roman"/>
           <w:b/>
           <w:sz w:val="28"/>
-        </w:rPr>
-        <w:t>системой контроля версий</w:t>
+          <w:lang w:val="en-US"/>
+        </w:rPr>
+        <w:t>VCS</w:t>
       </w:r>
       <w:r>
         <w:rPr>
@@ -6125,16 +6288,32 @@
           <w:rFonts w:ascii="Times New Roman" w:hAnsi="Times New Roman"/>
           <w:bCs/>
           <w:sz w:val="28"/>
+        </w:rPr>
+      </w:pPr>
+      <w:r>
+        <w:rPr>
+          <w:rFonts w:ascii="Times New Roman" w:hAnsi="Times New Roman"/>
+          <w:bCs/>
+          <w:sz w:val="28"/>
+        </w:rPr>
+        <w:t xml:space="preserve">В процессе разработки ПО для контроля версий использовалась распределённая </w:t>
+      </w:r>
+      <w:r>
+        <w:rPr>
+          <w:rFonts w:ascii="Times New Roman" w:hAnsi="Times New Roman"/>
+          <w:bCs/>
+          <w:sz w:val="28"/>
           <w:lang w:val="en-US"/>
         </w:rPr>
-      </w:pPr>
-      <w:r>
-        <w:rPr>
-          <w:rFonts w:ascii="Times New Roman" w:hAnsi="Times New Roman"/>
-          <w:bCs/>
-          <w:sz w:val="28"/>
-        </w:rPr>
-        <w:t xml:space="preserve">В процессе разработки ПО для контроля версий использовалась распределённая система контроля версий </w:t>
+        <w:t>VCS</w:t>
+      </w:r>
+      <w:r>
+        <w:rPr>
+          <w:rFonts w:ascii="Times New Roman" w:hAnsi="Times New Roman"/>
+          <w:bCs/>
+          <w:sz w:val="28"/>
+        </w:rPr>
+        <w:t xml:space="preserve"> </w:t>
       </w:r>
       <w:r>
         <w:rPr>
@@ -6470,7 +6649,6 @@
           <w:rFonts w:ascii="Times New Roman" w:hAnsi="Times New Roman"/>
           <w:bCs/>
           <w:sz w:val="28"/>
-          <w:lang w:val="en-US"/>
         </w:rPr>
       </w:pPr>
       <w:r>
@@ -6649,7 +6827,31 @@
           <w:bCs/>
           <w:sz w:val="28"/>
         </w:rPr>
-        <w:t xml:space="preserve">Для отладки кода использовались встроенные инструменты </w:t>
+        <w:t>Для отладки</w:t>
+      </w:r>
+      <w:r>
+        <w:rPr>
+          <w:rFonts w:ascii="Times New Roman" w:hAnsi="Times New Roman"/>
+          <w:bCs/>
+          <w:sz w:val="28"/>
+        </w:rPr>
+        <w:t xml:space="preserve"> </w:t>
+      </w:r>
+      <w:r>
+        <w:rPr>
+          <w:rFonts w:ascii="Times New Roman" w:hAnsi="Times New Roman"/>
+          <w:bCs/>
+          <w:sz w:val="28"/>
+        </w:rPr>
+        <w:t>[3]</w:t>
+      </w:r>
+      <w:r>
+        <w:rPr>
+          <w:rFonts w:ascii="Times New Roman" w:hAnsi="Times New Roman"/>
+          <w:bCs/>
+          <w:sz w:val="28"/>
+        </w:rPr>
+        <w:t xml:space="preserve"> кода использовались встроенные инструменты </w:t>
       </w:r>
       <w:r>
         <w:rPr>
@@ -7005,7 +7207,31 @@
           <w:bCs/>
           <w:sz w:val="28"/>
         </w:rPr>
-        <w:t>Для проверки предсказуемости поведения программы необходимо провести тестирование по методологии «чёрного ящика». В таблице 1 представлен набор тестов для программы мониторинга дискового пространства.</w:t>
+        <w:t>Для проверки предсказуемости поведения программы необходимо провести тестирование</w:t>
+      </w:r>
+      <w:r>
+        <w:rPr>
+          <w:rFonts w:ascii="Times New Roman" w:hAnsi="Times New Roman"/>
+          <w:bCs/>
+          <w:sz w:val="28"/>
+        </w:rPr>
+        <w:t xml:space="preserve"> </w:t>
+      </w:r>
+      <w:r>
+        <w:rPr>
+          <w:rFonts w:ascii="Times New Roman" w:hAnsi="Times New Roman"/>
+          <w:bCs/>
+          <w:sz w:val="28"/>
+        </w:rPr>
+        <w:t>[1]</w:t>
+      </w:r>
+      <w:r>
+        <w:rPr>
+          <w:rFonts w:ascii="Times New Roman" w:hAnsi="Times New Roman"/>
+          <w:bCs/>
+          <w:sz w:val="28"/>
+        </w:rPr>
+        <w:t xml:space="preserve"> по методологии «чёрного ящика». В таблице 1 представлен набор тестов для программы мониторинга дискового пространства.</w:t>
       </w:r>
     </w:p>
     <w:p>
@@ -9021,7 +9247,7 @@
     </w:p>
     <w:p>
       <w:pPr>
-        <w:spacing w:after="0" w:line="360" w:lineRule="auto"/>
+        <w:spacing w:after="0" w:line="240" w:lineRule="auto"/>
         <w:contextualSpacing/>
         <w:jc w:val="center"/>
         <w:rPr>
@@ -9440,7 +9666,7 @@
           <w:color w:val="000000"/>
           <w:sz w:val="28"/>
           <w:szCs w:val="28"/>
-          <w:lang w:val="en-US" w:eastAsia="ru-RU"/>
+          <w:lang w:eastAsia="ru-RU"/>
         </w:rPr>
       </w:pPr>
       <w:r>
@@ -9485,25 +9711,7 @@
           <w:sz w:val="28"/>
           <w:szCs w:val="28"/>
         </w:rPr>
-        <w:t xml:space="preserve">Для интерфейса </w:t>
-      </w:r>
-      <w:r>
-        <w:rPr>
-          <w:rFonts w:ascii="Times New Roman" w:hAnsi="Times New Roman" w:cs="Times New Roman"/>
-          <w:bCs/>
-          <w:sz w:val="28"/>
-          <w:szCs w:val="28"/>
-        </w:rPr>
-        <w:t>программы</w:t>
-      </w:r>
-      <w:r>
-        <w:rPr>
-          <w:rFonts w:ascii="Times New Roman" w:hAnsi="Times New Roman" w:cs="Times New Roman"/>
-          <w:bCs/>
-          <w:sz w:val="28"/>
-          <w:szCs w:val="28"/>
-        </w:rPr>
-        <w:t xml:space="preserve"> выбрана следующая цветовая палитра:</w:t>
+        <w:t>Для интерфейса программы выбрана следующая цветовая палитра:</w:t>
       </w:r>
     </w:p>
     <w:p>
@@ -9561,25 +9769,7 @@
           <w:sz w:val="28"/>
           <w:szCs w:val="28"/>
         </w:rPr>
-        <w:t xml:space="preserve"> цвет</w:t>
-      </w:r>
-      <w:r>
-        <w:rPr>
-          <w:rFonts w:ascii="Times New Roman" w:hAnsi="Times New Roman" w:cs="Times New Roman"/>
-          <w:bCs/>
-          <w:sz w:val="28"/>
-          <w:szCs w:val="28"/>
-        </w:rPr>
-        <w:t xml:space="preserve"> подписей кнопок</w:t>
-      </w:r>
-      <w:r>
-        <w:rPr>
-          <w:rFonts w:ascii="Times New Roman" w:hAnsi="Times New Roman" w:cs="Times New Roman"/>
-          <w:bCs/>
-          <w:sz w:val="28"/>
-          <w:szCs w:val="28"/>
-        </w:rPr>
-        <w:t>,</w:t>
+        <w:t xml:space="preserve"> цвет подписей кнопок,</w:t>
       </w:r>
     </w:p>
     <w:p>
@@ -9638,16 +9828,7 @@
           <w:sz w:val="28"/>
           <w:szCs w:val="28"/>
         </w:rPr>
-        <w:t xml:space="preserve"> – </w:t>
-      </w:r>
-      <w:r>
-        <w:rPr>
-          <w:rFonts w:ascii="Times New Roman" w:hAnsi="Times New Roman" w:cs="Times New Roman"/>
-          <w:bCs/>
-          <w:sz w:val="28"/>
-          <w:szCs w:val="28"/>
-        </w:rPr>
-        <w:t>цвет фона,</w:t>
+        <w:t xml:space="preserve"> – цвет фона,</w:t>
       </w:r>
     </w:p>
     <w:p>
@@ -9688,16 +9869,7 @@
           <w:sz w:val="28"/>
           <w:szCs w:val="28"/>
         </w:rPr>
-        <w:t>000000 – цвет текста</w:t>
-      </w:r>
-      <w:r>
-        <w:rPr>
-          <w:rFonts w:ascii="Times New Roman" w:hAnsi="Times New Roman" w:cs="Times New Roman"/>
-          <w:bCs/>
-          <w:sz w:val="28"/>
-          <w:szCs w:val="28"/>
-        </w:rPr>
-        <w:t>,</w:t>
+        <w:t>000000 – цвет текста,</w:t>
       </w:r>
     </w:p>
     <w:p>
@@ -9736,7 +9908,7 @@
           <w:sz w:val="28"/>
           <w:szCs w:val="28"/>
         </w:rPr>
-        <w:t>1928dc</w:t>
+        <w:t xml:space="preserve">1928dc </w:t>
       </w:r>
       <w:r>
         <w:rPr>
@@ -9745,43 +9917,7 @@
           <w:sz w:val="28"/>
           <w:szCs w:val="28"/>
         </w:rPr>
-        <w:t xml:space="preserve"> </w:t>
-      </w:r>
-      <w:r>
-        <w:rPr>
-          <w:rFonts w:ascii="Times New Roman" w:hAnsi="Times New Roman" w:cs="Times New Roman"/>
-          <w:bCs/>
-          <w:sz w:val="28"/>
-          <w:szCs w:val="28"/>
-        </w:rPr>
-        <w:t>–</w:t>
-      </w:r>
-      <w:r>
-        <w:rPr>
-          <w:rFonts w:ascii="Times New Roman" w:hAnsi="Times New Roman" w:cs="Times New Roman"/>
-          <w:bCs/>
-          <w:sz w:val="28"/>
-          <w:szCs w:val="28"/>
-        </w:rPr>
-        <w:t xml:space="preserve"> </w:t>
-      </w:r>
-      <w:r>
-        <w:rPr>
-          <w:rFonts w:ascii="Times New Roman" w:hAnsi="Times New Roman" w:cs="Times New Roman"/>
-          <w:bCs/>
-          <w:sz w:val="28"/>
-          <w:szCs w:val="28"/>
-        </w:rPr>
-        <w:t>цвет кнопок</w:t>
-      </w:r>
-      <w:r>
-        <w:rPr>
-          <w:rFonts w:ascii="Times New Roman" w:hAnsi="Times New Roman" w:cs="Times New Roman"/>
-          <w:bCs/>
-          <w:sz w:val="28"/>
-          <w:szCs w:val="28"/>
-        </w:rPr>
-        <w:t>,</w:t>
+        <w:t>– цвет кнопок,</w:t>
       </w:r>
     </w:p>
     <w:p>
@@ -9820,7 +9956,7 @@
           <w:sz w:val="28"/>
           <w:szCs w:val="28"/>
         </w:rPr>
-        <w:t>87cefa</w:t>
+        <w:t xml:space="preserve">87cefa </w:t>
       </w:r>
       <w:r>
         <w:rPr>
@@ -9829,25 +9965,7 @@
           <w:sz w:val="28"/>
           <w:szCs w:val="28"/>
         </w:rPr>
-        <w:t xml:space="preserve"> </w:t>
-      </w:r>
-      <w:r>
-        <w:rPr>
-          <w:rFonts w:ascii="Times New Roman" w:hAnsi="Times New Roman" w:cs="Times New Roman"/>
-          <w:bCs/>
-          <w:sz w:val="28"/>
-          <w:szCs w:val="28"/>
-        </w:rPr>
-        <w:t>– вторичный цвет кнопок</w:t>
-      </w:r>
-      <w:r>
-        <w:rPr>
-          <w:rFonts w:ascii="Times New Roman" w:hAnsi="Times New Roman" w:cs="Times New Roman"/>
-          <w:bCs/>
-          <w:sz w:val="28"/>
-          <w:szCs w:val="28"/>
-        </w:rPr>
-        <w:t>.</w:t>
+        <w:t>– вторичный цвет кнопок.</w:t>
       </w:r>
     </w:p>
     <w:p>
@@ -10042,9 +10160,9 @@
         </w:rPr>
         <w:lastRenderedPageBreak/>
         <w:drawing>
-          <wp:inline distT="0" distB="0" distL="0" distR="0" wp14:anchorId="4ACEE43A" wp14:editId="26153755">
-            <wp:extent cx="5155055" cy="2905125"/>
-            <wp:effectExtent l="0" t="0" r="7620" b="0"/>
+          <wp:inline distT="0" distB="0" distL="0" distR="0" wp14:anchorId="4ACEE43A" wp14:editId="728EF089">
+            <wp:extent cx="5307172" cy="2990850"/>
+            <wp:effectExtent l="0" t="0" r="8255" b="0"/>
             <wp:docPr id="934115575" name="Рисунок 1"/>
             <wp:cNvGraphicFramePr>
               <a:graphicFrameLocks xmlns:a="http://schemas.openxmlformats.org/drawingml/2006/main" noChangeAspect="1"/>
@@ -10065,7 +10183,7 @@
                   <pic:spPr>
                     <a:xfrm>
                       <a:off x="0" y="0"/>
-                      <a:ext cx="5266721" cy="2968054"/>
+                      <a:ext cx="5427791" cy="3058825"/>
                     </a:xfrm>
                     <a:prstGeom prst="rect">
                       <a:avLst/>
@@ -10099,7 +10217,7 @@
     </w:p>
     <w:p>
       <w:pPr>
-        <w:spacing w:after="0" w:line="360" w:lineRule="auto"/>
+        <w:spacing w:after="0" w:line="240" w:lineRule="auto"/>
         <w:contextualSpacing/>
         <w:jc w:val="center"/>
         <w:rPr>
@@ -10185,8 +10303,8 @@
           <w:lang w:eastAsia="ru-RU"/>
         </w:rPr>
         <w:drawing>
-          <wp:inline distT="0" distB="0" distL="0" distR="0" wp14:anchorId="27EA5ED4" wp14:editId="227B6301">
-            <wp:extent cx="5152231" cy="2905125"/>
+          <wp:inline distT="0" distB="0" distL="0" distR="0" wp14:anchorId="27EA5ED4" wp14:editId="40E90F09">
+            <wp:extent cx="5304263" cy="2990850"/>
             <wp:effectExtent l="0" t="0" r="0" b="0"/>
             <wp:docPr id="1825079386" name="Рисунок 1"/>
             <wp:cNvGraphicFramePr>
@@ -10208,7 +10326,7 @@
                   <pic:spPr>
                     <a:xfrm>
                       <a:off x="0" y="0"/>
-                      <a:ext cx="5166896" cy="2913394"/>
+                      <a:ext cx="5321536" cy="3000590"/>
                     </a:xfrm>
                     <a:prstGeom prst="rect">
                       <a:avLst/>
@@ -10238,7 +10356,7 @@
     </w:p>
     <w:p>
       <w:pPr>
-        <w:spacing w:after="0" w:line="360" w:lineRule="auto"/>
+        <w:spacing w:after="0" w:line="240" w:lineRule="auto"/>
         <w:contextualSpacing/>
         <w:jc w:val="center"/>
         <w:rPr>
@@ -10314,7 +10432,7 @@
           <w:color w:val="000000"/>
           <w:sz w:val="28"/>
           <w:szCs w:val="28"/>
-          <w:lang w:val="en-US" w:eastAsia="ru-RU"/>
+          <w:lang w:eastAsia="ru-RU"/>
         </w:rPr>
       </w:pPr>
       <w:r>
@@ -10399,8 +10517,8 @@
         </w:rPr>
         <w:lastRenderedPageBreak/>
         <w:drawing>
-          <wp:inline distT="0" distB="0" distL="0" distR="0" wp14:anchorId="63CF4868" wp14:editId="1712A540">
-            <wp:extent cx="5983241" cy="3371850"/>
+          <wp:inline distT="0" distB="0" distL="0" distR="0" wp14:anchorId="63CF4868" wp14:editId="59F91598">
+            <wp:extent cx="6118456" cy="3448050"/>
             <wp:effectExtent l="0" t="0" r="0" b="0"/>
             <wp:docPr id="897995752" name="Рисунок 1"/>
             <wp:cNvGraphicFramePr>
@@ -10422,7 +10540,7 @@
                   <pic:spPr>
                     <a:xfrm>
                       <a:off x="0" y="0"/>
-                      <a:ext cx="6029046" cy="3397663"/>
+                      <a:ext cx="6168966" cy="3476515"/>
                     </a:xfrm>
                     <a:prstGeom prst="rect">
                       <a:avLst/>
@@ -10456,7 +10574,7 @@
     </w:p>
     <w:p>
       <w:pPr>
-        <w:spacing w:after="0" w:line="360" w:lineRule="auto"/>
+        <w:spacing w:after="0" w:line="240" w:lineRule="auto"/>
         <w:contextualSpacing/>
         <w:jc w:val="center"/>
         <w:rPr>
@@ -10465,7 +10583,7 @@
           <w:color w:val="000000"/>
           <w:sz w:val="28"/>
           <w:szCs w:val="28"/>
-          <w:lang w:val="en-US" w:eastAsia="ru-RU"/>
+          <w:lang w:eastAsia="ru-RU"/>
         </w:rPr>
       </w:pPr>
       <w:r>
@@ -10513,7 +10631,7 @@
           <w:color w:val="000000"/>
           <w:sz w:val="28"/>
           <w:szCs w:val="28"/>
-          <w:lang w:val="en-US" w:eastAsia="ru-RU"/>
+          <w:lang w:eastAsia="ru-RU"/>
         </w:rPr>
       </w:pPr>
     </w:p>
@@ -10542,9 +10660,9 @@
           <w:lang w:eastAsia="ru-RU"/>
         </w:rPr>
         <w:drawing>
-          <wp:inline distT="0" distB="0" distL="0" distR="0" wp14:anchorId="3473BE7A" wp14:editId="33EF7F05">
-            <wp:extent cx="5940425" cy="3347720"/>
-            <wp:effectExtent l="0" t="0" r="3175" b="5080"/>
+          <wp:inline distT="0" distB="0" distL="0" distR="0" wp14:anchorId="3473BE7A" wp14:editId="7004895C">
+            <wp:extent cx="6118457" cy="3448050"/>
+            <wp:effectExtent l="0" t="0" r="0" b="0"/>
             <wp:docPr id="123323768" name="Рисунок 1"/>
             <wp:cNvGraphicFramePr>
               <a:graphicFrameLocks xmlns:a="http://schemas.openxmlformats.org/drawingml/2006/main" noChangeAspect="1"/>
@@ -10565,7 +10683,7 @@
                   <pic:spPr>
                     <a:xfrm>
                       <a:off x="0" y="0"/>
-                      <a:ext cx="5940425" cy="3347720"/>
+                      <a:ext cx="6124825" cy="3451639"/>
                     </a:xfrm>
                     <a:prstGeom prst="rect">
                       <a:avLst/>
@@ -10595,7 +10713,7 @@
     </w:p>
     <w:p>
       <w:pPr>
-        <w:spacing w:after="0" w:line="360" w:lineRule="auto"/>
+        <w:spacing w:after="0" w:line="240" w:lineRule="auto"/>
         <w:contextualSpacing/>
         <w:jc w:val="center"/>
         <w:rPr>
@@ -10604,7 +10722,7 @@
           <w:color w:val="000000"/>
           <w:sz w:val="28"/>
           <w:szCs w:val="28"/>
-          <w:lang w:val="en-US" w:eastAsia="ru-RU"/>
+          <w:lang w:eastAsia="ru-RU"/>
         </w:rPr>
       </w:pPr>
       <w:r>
@@ -10640,6 +10758,25 @@
         </w:rPr>
         <w:t>– «Мониторинг дискового пространства». Вид вкладки «Очистка диска» после модификаций</w:t>
       </w:r>
+    </w:p>
+    <w:p>
+      <w:pPr>
+        <w:tabs>
+          <w:tab w:val="left" w:pos="900"/>
+        </w:tabs>
+        <w:spacing w:after="0" w:line="360" w:lineRule="auto"/>
+        <w:ind w:firstLine="709"/>
+        <w:contextualSpacing/>
+        <w:jc w:val="both"/>
+        <w:rPr>
+          <w:rFonts w:ascii="Times New Roman" w:eastAsia="Times New Roman" w:hAnsi="Times New Roman" w:cs="Times New Roman"/>
+          <w:b/>
+          <w:color w:val="000000"/>
+          <w:sz w:val="28"/>
+          <w:szCs w:val="28"/>
+          <w:lang w:eastAsia="ru-RU"/>
+        </w:rPr>
+      </w:pPr>
     </w:p>
     <w:p>
       <w:pPr>
@@ -10934,7 +11071,22 @@
           <w:rFonts w:ascii="Times New Roman" w:hAnsi="Times New Roman"/>
           <w:sz w:val="28"/>
         </w:rPr>
-        <w:t>использована система контроля версий,</w:t>
+        <w:t xml:space="preserve">использована </w:t>
+      </w:r>
+      <w:r>
+        <w:rPr>
+          <w:rFonts w:ascii="Times New Roman" w:hAnsi="Times New Roman"/>
+          <w:sz w:val="28"/>
+          <w:lang w:val="en-US"/>
+        </w:rPr>
+        <w:t>VCS</w:t>
+      </w:r>
+      <w:r>
+        <w:rPr>
+          <w:rFonts w:ascii="Times New Roman" w:hAnsi="Times New Roman"/>
+          <w:sz w:val="28"/>
+        </w:rPr>
+        <w:t>,</w:t>
       </w:r>
     </w:p>
     <w:p>
@@ -13329,6 +13481,7 @@
   <w:style w:type="character" w:default="1" w:styleId="a0">
     <w:name w:val="Default Paragraph Font"/>
     <w:uiPriority w:val="1"/>
+    <w:semiHidden/>
     <w:unhideWhenUsed/>
   </w:style>
   <w:style w:type="table" w:default="1" w:styleId="a1">

--- a/ТО А.Н. Поршнев.docx
+++ b/ТО А.Н. Поршнев.docx
@@ -1048,12 +1048,21 @@
                 <w:sz w:val="28"/>
               </w:rPr>
             </w:pPr>
+            <w:proofErr w:type="gramStart"/>
             <w:r>
               <w:rPr>
                 <w:rFonts w:ascii="Times New Roman" w:hAnsi="Times New Roman"/>
                 <w:sz w:val="28"/>
               </w:rPr>
-              <w:t>А.Н. Поршнев</w:t>
+              <w:t>А.Н.</w:t>
+            </w:r>
+            <w:proofErr w:type="gramEnd"/>
+            <w:r>
+              <w:rPr>
+                <w:rFonts w:ascii="Times New Roman" w:hAnsi="Times New Roman"/>
+                <w:sz w:val="28"/>
+              </w:rPr>
+              <w:t xml:space="preserve"> Поршнев</w:t>
             </w:r>
           </w:p>
         </w:tc>
@@ -2679,37 +2688,42 @@
         <w:rPr>
           <w:rFonts w:ascii="Times New Roman" w:hAnsi="Times New Roman"/>
           <w:sz w:val="28"/>
+        </w:rPr>
+      </w:pPr>
+      <w:r>
+        <w:rPr>
+          <w:rFonts w:ascii="Times New Roman" w:hAnsi="Times New Roman"/>
+          <w:sz w:val="28"/>
           <w:lang w:val="en-US"/>
         </w:rPr>
-      </w:pPr>
+        <w:t>WPF</w:t>
+      </w:r>
+      <w:r>
+        <w:rPr>
+          <w:rFonts w:ascii="Times New Roman" w:hAnsi="Times New Roman"/>
+          <w:sz w:val="28"/>
+        </w:rPr>
+        <w:t xml:space="preserve"> – </w:t>
+      </w:r>
+      <w:r>
+        <w:rPr>
+          <w:rFonts w:ascii="Times New Roman" w:hAnsi="Times New Roman"/>
+          <w:sz w:val="28"/>
+        </w:rPr>
+        <w:t xml:space="preserve">платформа для построения графических интерфейсов </w:t>
+      </w:r>
       <w:r>
         <w:rPr>
           <w:rFonts w:ascii="Times New Roman" w:hAnsi="Times New Roman"/>
           <w:sz w:val="28"/>
           <w:lang w:val="en-US"/>
         </w:rPr>
-        <w:t xml:space="preserve">WPF – </w:t>
-      </w:r>
-      <w:r>
-        <w:rPr>
-          <w:rFonts w:ascii="Times New Roman" w:hAnsi="Times New Roman"/>
-          <w:sz w:val="28"/>
-        </w:rPr>
-        <w:t xml:space="preserve">платформа для построения графических интерфейсов </w:t>
-      </w:r>
-      <w:r>
-        <w:rPr>
-          <w:rFonts w:ascii="Times New Roman" w:hAnsi="Times New Roman"/>
-          <w:sz w:val="28"/>
-          <w:lang w:val="en-US"/>
-        </w:rPr>
         <w:t>Windows</w:t>
       </w:r>
       <w:r>
         <w:rPr>
           <w:rFonts w:ascii="Times New Roman" w:hAnsi="Times New Roman"/>
           <w:sz w:val="28"/>
-          <w:lang w:val="en-US"/>
         </w:rPr>
         <w:t xml:space="preserve"> </w:t>
       </w:r>
@@ -2720,14 +2734,12 @@
         <w:rPr>
           <w:rFonts w:ascii="Times New Roman" w:hAnsi="Times New Roman"/>
           <w:sz w:val="28"/>
-          <w:lang w:val="en-US"/>
-        </w:rPr>
-      </w:pPr>
-      <w:r>
-        <w:rPr>
-          <w:rFonts w:ascii="Times New Roman" w:hAnsi="Times New Roman"/>
-          <w:sz w:val="28"/>
-          <w:lang w:val="en-US"/>
+        </w:rPr>
+      </w:pPr>
+      <w:r>
+        <w:rPr>
+          <w:rFonts w:ascii="Times New Roman" w:hAnsi="Times New Roman"/>
+          <w:sz w:val="28"/>
         </w:rPr>
         <w:br w:type="page"/>
       </w:r>
@@ -2778,8 +2790,17 @@
           <w:rFonts w:ascii="Times New Roman" w:hAnsi="Times New Roman"/>
           <w:sz w:val="28"/>
         </w:rPr>
-        <w:t>Базой производственной практики является АО «Почта России». Предприятие предоставляет услуги почтовой связи, услуги по доставке и выдаче пенсий, пособий и других выплат целевого назначения, услуги по подписке, доставке и распространению периодических печатных изданий и т.п.</w:t>
-      </w:r>
+        <w:t xml:space="preserve">Базой производственной практики является АО «Почта России». Предприятие предоставляет услуги почтовой связи, услуги по доставке и выдаче пенсий, пособий и других выплат целевого назначения, услуги по подписке, доставке и распространению периодических печатных изданий и </w:t>
+      </w:r>
+      <w:proofErr w:type="gramStart"/>
+      <w:r>
+        <w:rPr>
+          <w:rFonts w:ascii="Times New Roman" w:hAnsi="Times New Roman"/>
+          <w:sz w:val="28"/>
+        </w:rPr>
+        <w:t>т.п.</w:t>
+      </w:r>
+      <w:proofErr w:type="gramEnd"/>
     </w:p>
     <w:p>
       <w:pPr>
@@ -2896,7 +2917,14 @@
           <w:rFonts w:ascii="Times New Roman" w:hAnsi="Times New Roman"/>
           <w:sz w:val="28"/>
         </w:rPr>
-        <w:t>проанализировать функциональные и эксплуатационные требования к ПО,</w:t>
+        <w:t>проанализировать функциональные и эксплуатационные требования к ПО</w:t>
+      </w:r>
+      <w:r>
+        <w:rPr>
+          <w:rFonts w:ascii="Times New Roman" w:hAnsi="Times New Roman"/>
+          <w:sz w:val="28"/>
+        </w:rPr>
+        <w:t>;</w:t>
       </w:r>
     </w:p>
     <w:p>
@@ -2922,7 +2950,14 @@
           <w:rFonts w:ascii="Times New Roman" w:hAnsi="Times New Roman"/>
           <w:sz w:val="28"/>
         </w:rPr>
-        <w:t>сформировать требования к программным модулям по предложенной документации,</w:t>
+        <w:t>сформировать требования к программным модулям по предложенной документации</w:t>
+      </w:r>
+      <w:r>
+        <w:rPr>
+          <w:rFonts w:ascii="Times New Roman" w:hAnsi="Times New Roman"/>
+          <w:sz w:val="28"/>
+        </w:rPr>
+        <w:t>;</w:t>
       </w:r>
     </w:p>
     <w:p>
@@ -2948,7 +2983,14 @@
           <w:rFonts w:ascii="Times New Roman" w:hAnsi="Times New Roman"/>
           <w:sz w:val="28"/>
         </w:rPr>
-        <w:t>реализовать и интегрировать модули в ПО,</w:t>
+        <w:t>реализовать и интегрировать модули в ПО</w:t>
+      </w:r>
+      <w:r>
+        <w:rPr>
+          <w:rFonts w:ascii="Times New Roman" w:hAnsi="Times New Roman"/>
+          <w:sz w:val="28"/>
+        </w:rPr>
+        <w:t>;</w:t>
       </w:r>
     </w:p>
     <w:p>
@@ -2988,8 +3030,9 @@
         <w:rPr>
           <w:rFonts w:ascii="Times New Roman" w:hAnsi="Times New Roman"/>
           <w:sz w:val="28"/>
-        </w:rPr>
-        <w:t>,</w:t>
+          <w:lang w:val="en-US"/>
+        </w:rPr>
+        <w:t>;</w:t>
       </w:r>
     </w:p>
     <w:p>
@@ -3015,7 +3058,14 @@
           <w:rFonts w:ascii="Times New Roman" w:hAnsi="Times New Roman"/>
           <w:sz w:val="28"/>
         </w:rPr>
-        <w:t>использовать инструментальные средства на этапе отладки программного продукта,</w:t>
+        <w:t>использовать инструментальные средства на этапе отладки программного продукта</w:t>
+      </w:r>
+      <w:r>
+        <w:rPr>
+          <w:rFonts w:ascii="Times New Roman" w:hAnsi="Times New Roman"/>
+          <w:sz w:val="28"/>
+        </w:rPr>
+        <w:t>;</w:t>
       </w:r>
     </w:p>
     <w:p>
@@ -3041,7 +3091,14 @@
           <w:rFonts w:ascii="Times New Roman" w:hAnsi="Times New Roman"/>
           <w:sz w:val="28"/>
         </w:rPr>
-        <w:t>разработать тестовые наборы и сценарии,</w:t>
+        <w:t>разработать тестовые наборы и сценарии</w:t>
+      </w:r>
+      <w:r>
+        <w:rPr>
+          <w:rFonts w:ascii="Times New Roman" w:hAnsi="Times New Roman"/>
+          <w:sz w:val="28"/>
+        </w:rPr>
+        <w:t>;</w:t>
       </w:r>
     </w:p>
     <w:p>
@@ -3067,7 +3124,14 @@
           <w:rFonts w:ascii="Times New Roman" w:hAnsi="Times New Roman"/>
           <w:sz w:val="28"/>
         </w:rPr>
-        <w:t>провести тестирование программного модуля по определённому сценарию,</w:t>
+        <w:t>провести тестирование программного модуля по определённому сценарию</w:t>
+      </w:r>
+      <w:r>
+        <w:rPr>
+          <w:rFonts w:ascii="Times New Roman" w:hAnsi="Times New Roman"/>
+          <w:sz w:val="28"/>
+        </w:rPr>
+        <w:t>;</w:t>
       </w:r>
     </w:p>
     <w:p>
@@ -3107,7 +3171,14 @@
           <w:rFonts w:ascii="Times New Roman" w:hAnsi="Times New Roman"/>
           <w:sz w:val="28"/>
         </w:rPr>
-        <w:t>ирования,</w:t>
+        <w:t>ирования</w:t>
+      </w:r>
+      <w:r>
+        <w:rPr>
+          <w:rFonts w:ascii="Times New Roman" w:hAnsi="Times New Roman"/>
+          <w:sz w:val="28"/>
+        </w:rPr>
+        <w:t>;</w:t>
       </w:r>
     </w:p>
     <w:p>
@@ -3133,7 +3204,14 @@
           <w:rFonts w:ascii="Times New Roman" w:hAnsi="Times New Roman"/>
           <w:sz w:val="28"/>
         </w:rPr>
-        <w:t>выполнить сбор и настройку конфигурации ПО компьютерных систем,</w:t>
+        <w:t>выполнить сбор и настройку конфигурации ПО компьютерных систем</w:t>
+      </w:r>
+      <w:r>
+        <w:rPr>
+          <w:rFonts w:ascii="Times New Roman" w:hAnsi="Times New Roman"/>
+          <w:sz w:val="28"/>
+        </w:rPr>
+        <w:t>;</w:t>
       </w:r>
     </w:p>
     <w:p>
@@ -3159,7 +3237,14 @@
           <w:rFonts w:ascii="Times New Roman" w:hAnsi="Times New Roman"/>
           <w:sz w:val="28"/>
         </w:rPr>
-        <w:t>провести инсталляцию ПО компьютерных систем,</w:t>
+        <w:t>провести инсталляцию ПО компьютерных систем</w:t>
+      </w:r>
+      <w:r>
+        <w:rPr>
+          <w:rFonts w:ascii="Times New Roman" w:hAnsi="Times New Roman"/>
+          <w:sz w:val="28"/>
+        </w:rPr>
+        <w:t>;</w:t>
       </w:r>
     </w:p>
     <w:p>
@@ -3186,7 +3271,14 @@
           <w:sz w:val="28"/>
         </w:rPr>
         <w:lastRenderedPageBreak/>
-        <w:t>выполнить настройку отдельных компонентов ПО компьютерных систем,</w:t>
+        <w:t>выполнить настройку отдельных компонентов ПО компьютерных систем</w:t>
+      </w:r>
+      <w:r>
+        <w:rPr>
+          <w:rFonts w:ascii="Times New Roman" w:hAnsi="Times New Roman"/>
+          <w:sz w:val="28"/>
+        </w:rPr>
+        <w:t>;</w:t>
       </w:r>
     </w:p>
     <w:p>
@@ -3212,7 +3304,14 @@
           <w:rFonts w:ascii="Times New Roman" w:hAnsi="Times New Roman"/>
           <w:sz w:val="28"/>
         </w:rPr>
-        <w:t>сформировать эксплуатационные характеристики ПО компьютерных систем,</w:t>
+        <w:t>сформировать эксплуатационные характеристики ПО компьютерных систем</w:t>
+      </w:r>
+      <w:r>
+        <w:rPr>
+          <w:rFonts w:ascii="Times New Roman" w:hAnsi="Times New Roman"/>
+          <w:sz w:val="28"/>
+        </w:rPr>
+        <w:t>;</w:t>
       </w:r>
     </w:p>
     <w:p>
@@ -4890,7 +4989,17 @@
           <w:szCs w:val="20"/>
           <w:lang w:eastAsia="ru-RU"/>
         </w:rPr>
-        <w:t>встроенные средства отладки и тестирования кода,</w:t>
+        <w:t>встроенные средства отладки и тестирования кода</w:t>
+      </w:r>
+      <w:r>
+        <w:rPr>
+          <w:rFonts w:ascii="Times New Roman" w:eastAsia="Times New Roman" w:hAnsi="Times New Roman" w:cs="Times New Roman"/>
+          <w:color w:val="000000"/>
+          <w:sz w:val="28"/>
+          <w:szCs w:val="20"/>
+          <w:lang w:eastAsia="ru-RU"/>
+        </w:rPr>
+        <w:t>;</w:t>
       </w:r>
     </w:p>
     <w:p>
@@ -4914,15 +5023,37 @@
           <w:lang w:eastAsia="ru-RU"/>
         </w:rPr>
       </w:pPr>
-      <w:r>
-        <w:rPr>
-          <w:rFonts w:ascii="Times New Roman" w:eastAsia="Times New Roman" w:hAnsi="Times New Roman" w:cs="Times New Roman"/>
-          <w:color w:val="000000"/>
-          <w:sz w:val="28"/>
-          <w:szCs w:val="20"/>
-          <w:lang w:eastAsia="ru-RU"/>
-        </w:rPr>
-        <w:t>автогенерация кода,</w:t>
+      <w:proofErr w:type="spellStart"/>
+      <w:r>
+        <w:rPr>
+          <w:rFonts w:ascii="Times New Roman" w:eastAsia="Times New Roman" w:hAnsi="Times New Roman" w:cs="Times New Roman"/>
+          <w:color w:val="000000"/>
+          <w:sz w:val="28"/>
+          <w:szCs w:val="20"/>
+          <w:lang w:eastAsia="ru-RU"/>
+        </w:rPr>
+        <w:t>автогенерация</w:t>
+      </w:r>
+      <w:proofErr w:type="spellEnd"/>
+      <w:r>
+        <w:rPr>
+          <w:rFonts w:ascii="Times New Roman" w:eastAsia="Times New Roman" w:hAnsi="Times New Roman" w:cs="Times New Roman"/>
+          <w:color w:val="000000"/>
+          <w:sz w:val="28"/>
+          <w:szCs w:val="20"/>
+          <w:lang w:eastAsia="ru-RU"/>
+        </w:rPr>
+        <w:t xml:space="preserve"> кода</w:t>
+      </w:r>
+      <w:r>
+        <w:rPr>
+          <w:rFonts w:ascii="Times New Roman" w:eastAsia="Times New Roman" w:hAnsi="Times New Roman" w:cs="Times New Roman"/>
+          <w:color w:val="000000"/>
+          <w:sz w:val="28"/>
+          <w:szCs w:val="20"/>
+          <w:lang w:val="en-US" w:eastAsia="ru-RU"/>
+        </w:rPr>
+        <w:t>;</w:t>
       </w:r>
     </w:p>
     <w:p>
@@ -4954,7 +5085,17 @@
           <w:szCs w:val="20"/>
           <w:lang w:eastAsia="ru-RU"/>
         </w:rPr>
-        <w:t>статический анализ кода,</w:t>
+        <w:t>статический анализ кода</w:t>
+      </w:r>
+      <w:r>
+        <w:rPr>
+          <w:rFonts w:ascii="Times New Roman" w:eastAsia="Times New Roman" w:hAnsi="Times New Roman" w:cs="Times New Roman"/>
+          <w:color w:val="000000"/>
+          <w:sz w:val="28"/>
+          <w:szCs w:val="20"/>
+          <w:lang w:val="en-US" w:eastAsia="ru-RU"/>
+        </w:rPr>
+        <w:t>;</w:t>
       </w:r>
     </w:p>
     <w:p>
@@ -4986,7 +5127,17 @@
           <w:szCs w:val="20"/>
           <w:lang w:eastAsia="ru-RU"/>
         </w:rPr>
-        <w:t>встроенные средства рефакторинга кода,</w:t>
+        <w:t>встроенные средства рефакторинга кода</w:t>
+      </w:r>
+      <w:r>
+        <w:rPr>
+          <w:rFonts w:ascii="Times New Roman" w:eastAsia="Times New Roman" w:hAnsi="Times New Roman" w:cs="Times New Roman"/>
+          <w:color w:val="000000"/>
+          <w:sz w:val="28"/>
+          <w:szCs w:val="20"/>
+          <w:lang w:val="en-US" w:eastAsia="ru-RU"/>
+        </w:rPr>
+        <w:t>;</w:t>
       </w:r>
     </w:p>
     <w:p>
@@ -5018,7 +5169,17 @@
           <w:szCs w:val="20"/>
           <w:lang w:eastAsia="ru-RU"/>
         </w:rPr>
-        <w:t>встроенный мониторинг системных ресурсов,</w:t>
+        <w:t>встроенный мониторинг системных ресурсов</w:t>
+      </w:r>
+      <w:r>
+        <w:rPr>
+          <w:rFonts w:ascii="Times New Roman" w:eastAsia="Times New Roman" w:hAnsi="Times New Roman" w:cs="Times New Roman"/>
+          <w:color w:val="000000"/>
+          <w:sz w:val="28"/>
+          <w:szCs w:val="20"/>
+          <w:lang w:val="en-US" w:eastAsia="ru-RU"/>
+        </w:rPr>
+        <w:t>;</w:t>
       </w:r>
     </w:p>
     <w:p>
@@ -5935,6 +6096,7 @@
         </w:rPr>
         <w:t>.</w:t>
       </w:r>
+      <w:proofErr w:type="spellStart"/>
       <w:r>
         <w:rPr>
           <w:rFonts w:ascii="Times New Roman" w:eastAsia="Times New Roman" w:hAnsi="Times New Roman" w:cs="Times New Roman"/>
@@ -5945,6 +6107,7 @@
         </w:rPr>
         <w:t>StreamWriter</w:t>
       </w:r>
+      <w:proofErr w:type="spellEnd"/>
       <w:r>
         <w:rPr>
           <w:rFonts w:ascii="Times New Roman" w:eastAsia="Times New Roman" w:hAnsi="Times New Roman" w:cs="Times New Roman"/>
@@ -6003,7 +6166,7 @@
           <w:szCs w:val="20"/>
           <w:lang w:eastAsia="ru-RU"/>
         </w:rPr>
-        <w:t>,</w:t>
+        <w:t>;</w:t>
       </w:r>
     </w:p>
     <w:p>
@@ -6097,6 +6260,7 @@
         </w:rPr>
         <w:t>.</w:t>
       </w:r>
+      <w:proofErr w:type="spellStart"/>
       <w:r>
         <w:rPr>
           <w:rFonts w:ascii="Times New Roman" w:eastAsia="Times New Roman" w:hAnsi="Times New Roman" w:cs="Times New Roman"/>
@@ -6107,6 +6271,7 @@
         </w:rPr>
         <w:t>DispatcherTimer</w:t>
       </w:r>
+      <w:proofErr w:type="spellEnd"/>
       <w:r>
         <w:rPr>
           <w:rFonts w:ascii="Times New Roman" w:eastAsia="Times New Roman" w:hAnsi="Times New Roman" w:cs="Times New Roman"/>
@@ -7424,7 +7589,25 @@
                 <w:bCs/>
                 <w:sz w:val="28"/>
               </w:rPr>
-              <w:t>Подключить к компьютеру съёмный флеш-накопитель. На вкладке «Монитор ресурсов» нажать на кнопку «Обновить».</w:t>
+              <w:t xml:space="preserve">Подключить к компьютеру съёмный </w:t>
+            </w:r>
+            <w:proofErr w:type="spellStart"/>
+            <w:r>
+              <w:rPr>
+                <w:rFonts w:ascii="Times New Roman" w:hAnsi="Times New Roman"/>
+                <w:bCs/>
+                <w:sz w:val="28"/>
+              </w:rPr>
+              <w:t>флеш</w:t>
+            </w:r>
+            <w:proofErr w:type="spellEnd"/>
+            <w:r>
+              <w:rPr>
+                <w:rFonts w:ascii="Times New Roman" w:hAnsi="Times New Roman"/>
+                <w:bCs/>
+                <w:sz w:val="28"/>
+              </w:rPr>
+              <w:t>-накопитель. На вкладке «Монитор ресурсов» нажать на кнопку «Обновить».</w:t>
             </w:r>
           </w:p>
         </w:tc>
@@ -7453,7 +7636,25 @@
                 <w:bCs/>
                 <w:sz w:val="28"/>
               </w:rPr>
-              <w:t>В таблицу с дисковыми носителями добавится информация о подключённом флеш-накопителе</w:t>
+              <w:t xml:space="preserve">В таблицу с дисковыми носителями добавится информация о подключённом </w:t>
+            </w:r>
+            <w:proofErr w:type="spellStart"/>
+            <w:r>
+              <w:rPr>
+                <w:rFonts w:ascii="Times New Roman" w:hAnsi="Times New Roman"/>
+                <w:bCs/>
+                <w:sz w:val="28"/>
+              </w:rPr>
+              <w:t>флеш</w:t>
+            </w:r>
+            <w:proofErr w:type="spellEnd"/>
+            <w:r>
+              <w:rPr>
+                <w:rFonts w:ascii="Times New Roman" w:hAnsi="Times New Roman"/>
+                <w:bCs/>
+                <w:sz w:val="28"/>
+              </w:rPr>
+              <w:t>-накопителе</w:t>
             </w:r>
           </w:p>
         </w:tc>
@@ -8762,6 +8963,7 @@
         </w:rPr>
         <w:t xml:space="preserve">Для создания установочного пакета создан новый проект </w:t>
       </w:r>
+      <w:proofErr w:type="spellStart"/>
       <w:r>
         <w:rPr>
           <w:rFonts w:ascii="Times New Roman" w:eastAsia="Times New Roman" w:hAnsi="Times New Roman" w:cs="Times New Roman"/>
@@ -8773,6 +8975,7 @@
         </w:rPr>
         <w:t>DiskSpaceMonitor</w:t>
       </w:r>
+      <w:proofErr w:type="spellEnd"/>
       <w:r>
         <w:rPr>
           <w:rFonts w:ascii="Times New Roman" w:eastAsia="Times New Roman" w:hAnsi="Times New Roman" w:cs="Times New Roman"/>
@@ -9432,7 +9635,7 @@
           <w:szCs w:val="20"/>
           <w:lang w:val="en-US" w:eastAsia="ru-RU"/>
         </w:rPr>
-        <w:t>,</w:t>
+        <w:t>;</w:t>
       </w:r>
     </w:p>
     <w:p>
@@ -9482,9 +9685,9 @@
           <w:color w:val="000000"/>
           <w:sz w:val="28"/>
           <w:szCs w:val="20"/>
-          <w:lang w:eastAsia="ru-RU"/>
-        </w:rPr>
-        <w:t>,</w:t>
+          <w:lang w:val="en-US" w:eastAsia="ru-RU"/>
+        </w:rPr>
+        <w:t>;</w:t>
       </w:r>
     </w:p>
     <w:p>
@@ -9516,7 +9719,17 @@
           <w:szCs w:val="20"/>
           <w:lang w:eastAsia="ru-RU"/>
         </w:rPr>
-        <w:t>оперативная память: 2 ГБ,</w:t>
+        <w:t>оперативная память: 2 ГБ</w:t>
+      </w:r>
+      <w:r>
+        <w:rPr>
+          <w:rFonts w:ascii="Times New Roman" w:eastAsia="Times New Roman" w:hAnsi="Times New Roman" w:cs="Times New Roman"/>
+          <w:color w:val="000000"/>
+          <w:sz w:val="28"/>
+          <w:szCs w:val="20"/>
+          <w:lang w:val="en-US" w:eastAsia="ru-RU"/>
+        </w:rPr>
+        <w:t>;</w:t>
       </w:r>
     </w:p>
     <w:p>
@@ -9548,7 +9761,17 @@
           <w:szCs w:val="20"/>
           <w:lang w:eastAsia="ru-RU"/>
         </w:rPr>
-        <w:t>место на диске: 50 МБ,</w:t>
+        <w:t>место на диске: 50 МБ</w:t>
+      </w:r>
+      <w:r>
+        <w:rPr>
+          <w:rFonts w:ascii="Times New Roman" w:eastAsia="Times New Roman" w:hAnsi="Times New Roman" w:cs="Times New Roman"/>
+          <w:color w:val="000000"/>
+          <w:sz w:val="28"/>
+          <w:szCs w:val="20"/>
+          <w:lang w:val="en-US" w:eastAsia="ru-RU"/>
+        </w:rPr>
+        <w:t>;</w:t>
       </w:r>
     </w:p>
     <w:p>
@@ -9743,6 +9966,7 @@
         </w:rPr>
         <w:t>#</w:t>
       </w:r>
+      <w:proofErr w:type="spellStart"/>
       <w:r>
         <w:rPr>
           <w:rFonts w:ascii="Times New Roman" w:hAnsi="Times New Roman" w:cs="Times New Roman"/>
@@ -9753,6 +9977,7 @@
         </w:rPr>
         <w:t>ffffff</w:t>
       </w:r>
+      <w:proofErr w:type="spellEnd"/>
       <w:r>
         <w:rPr>
           <w:rFonts w:ascii="Times New Roman" w:hAnsi="Times New Roman" w:cs="Times New Roman"/>
@@ -9769,7 +9994,17 @@
           <w:sz w:val="28"/>
           <w:szCs w:val="28"/>
         </w:rPr>
-        <w:t xml:space="preserve"> цвет подписей кнопок,</w:t>
+        <w:t xml:space="preserve"> цвет подписей кнопок</w:t>
+      </w:r>
+      <w:r>
+        <w:rPr>
+          <w:rFonts w:ascii="Times New Roman" w:hAnsi="Times New Roman" w:cs="Times New Roman"/>
+          <w:bCs/>
+          <w:sz w:val="28"/>
+          <w:szCs w:val="28"/>
+          <w:lang w:val="en-US"/>
+        </w:rPr>
+        <w:t>;</w:t>
       </w:r>
     </w:p>
     <w:p>
@@ -9828,7 +10063,17 @@
           <w:sz w:val="28"/>
           <w:szCs w:val="28"/>
         </w:rPr>
-        <w:t xml:space="preserve"> – цвет фона,</w:t>
+        <w:t xml:space="preserve"> – цвет фона</w:t>
+      </w:r>
+      <w:r>
+        <w:rPr>
+          <w:rFonts w:ascii="Times New Roman" w:hAnsi="Times New Roman" w:cs="Times New Roman"/>
+          <w:bCs/>
+          <w:sz w:val="28"/>
+          <w:szCs w:val="28"/>
+          <w:lang w:val="en-US"/>
+        </w:rPr>
+        <w:t>;</w:t>
       </w:r>
     </w:p>
     <w:p>
@@ -9869,8 +10114,29 @@
           <w:sz w:val="28"/>
           <w:szCs w:val="28"/>
         </w:rPr>
-        <w:t>000000 – цвет текста,</w:t>
-      </w:r>
+        <w:t xml:space="preserve">000000 – цвет </w:t>
+      </w:r>
+      <w:proofErr w:type="gramStart"/>
+      <w:r>
+        <w:rPr>
+          <w:rFonts w:ascii="Times New Roman" w:hAnsi="Times New Roman" w:cs="Times New Roman"/>
+          <w:bCs/>
+          <w:sz w:val="28"/>
+          <w:szCs w:val="28"/>
+        </w:rPr>
+        <w:t>текста</w:t>
+      </w:r>
+      <w:r>
+        <w:rPr>
+          <w:rFonts w:ascii="Times New Roman" w:hAnsi="Times New Roman" w:cs="Times New Roman"/>
+          <w:bCs/>
+          <w:sz w:val="28"/>
+          <w:szCs w:val="28"/>
+          <w:lang w:val="en-US"/>
+        </w:rPr>
+        <w:t>;</w:t>
+      </w:r>
+      <w:proofErr w:type="gramEnd"/>
     </w:p>
     <w:p>
       <w:pPr>
@@ -9917,7 +10183,17 @@
           <w:sz w:val="28"/>
           <w:szCs w:val="28"/>
         </w:rPr>
-        <w:t>– цвет кнопок,</w:t>
+        <w:t>– цвет кнопок</w:t>
+      </w:r>
+      <w:r>
+        <w:rPr>
+          <w:rFonts w:ascii="Times New Roman" w:hAnsi="Times New Roman" w:cs="Times New Roman"/>
+          <w:bCs/>
+          <w:sz w:val="28"/>
+          <w:szCs w:val="28"/>
+          <w:lang w:val="en-US"/>
+        </w:rPr>
+        <w:t>;</w:t>
       </w:r>
     </w:p>
     <w:p>
@@ -10012,6 +10288,7 @@
         </w:rPr>
         <w:t>.</w:t>
       </w:r>
+      <w:proofErr w:type="spellStart"/>
       <w:r>
         <w:rPr>
           <w:rFonts w:ascii="Times New Roman" w:hAnsi="Times New Roman" w:cs="Times New Roman"/>
@@ -10022,6 +10299,7 @@
         </w:rPr>
         <w:t>xaml</w:t>
       </w:r>
+      <w:proofErr w:type="spellEnd"/>
       <w:r>
         <w:rPr>
           <w:rFonts w:ascii="Times New Roman" w:hAnsi="Times New Roman" w:cs="Times New Roman"/>
@@ -10993,7 +11271,14 @@
           <w:rFonts w:ascii="Times New Roman" w:hAnsi="Times New Roman"/>
           <w:sz w:val="28"/>
         </w:rPr>
-        <w:t>проанализированы функциональные и эксплуатационные требования к ПО,</w:t>
+        <w:t>проанализированы функциональные и эксплуатационные требования к ПО</w:t>
+      </w:r>
+      <w:r>
+        <w:rPr>
+          <w:rFonts w:ascii="Times New Roman" w:hAnsi="Times New Roman"/>
+          <w:sz w:val="28"/>
+        </w:rPr>
+        <w:t>;</w:t>
       </w:r>
     </w:p>
     <w:p>
@@ -11019,7 +11304,30 @@
           <w:rFonts w:ascii="Times New Roman" w:hAnsi="Times New Roman"/>
           <w:sz w:val="28"/>
         </w:rPr>
-        <w:t>сформированы требования к ПО по предложенной документации,</w:t>
+        <w:t xml:space="preserve">сформированы требования к ПО </w:t>
+      </w:r>
+      <w:proofErr w:type="spellStart"/>
+      <w:r>
+        <w:rPr>
+          <w:rFonts w:ascii="Times New Roman" w:hAnsi="Times New Roman"/>
+          <w:sz w:val="28"/>
+        </w:rPr>
+        <w:t>по</w:t>
+      </w:r>
+      <w:proofErr w:type="spellEnd"/>
+      <w:r>
+        <w:rPr>
+          <w:rFonts w:ascii="Times New Roman" w:hAnsi="Times New Roman"/>
+          <w:sz w:val="28"/>
+        </w:rPr>
+        <w:t xml:space="preserve"> предложенной документации</w:t>
+      </w:r>
+      <w:r>
+        <w:rPr>
+          <w:rFonts w:ascii="Times New Roman" w:hAnsi="Times New Roman"/>
+          <w:sz w:val="28"/>
+        </w:rPr>
+        <w:t>;</w:t>
       </w:r>
     </w:p>
     <w:p>
@@ -11045,7 +11353,14 @@
           <w:rFonts w:ascii="Times New Roman" w:hAnsi="Times New Roman"/>
           <w:sz w:val="28"/>
         </w:rPr>
-        <w:t>реализованы и интегрированы модули в ПО,</w:t>
+        <w:t>реализованы и интегрированы модули в ПО</w:t>
+      </w:r>
+      <w:r>
+        <w:rPr>
+          <w:rFonts w:ascii="Times New Roman" w:hAnsi="Times New Roman"/>
+          <w:sz w:val="28"/>
+        </w:rPr>
+        <w:t>;</w:t>
       </w:r>
     </w:p>
     <w:p>
@@ -11085,8 +11400,9 @@
         <w:rPr>
           <w:rFonts w:ascii="Times New Roman" w:hAnsi="Times New Roman"/>
           <w:sz w:val="28"/>
-        </w:rPr>
-        <w:t>,</w:t>
+          <w:lang w:val="en-US"/>
+        </w:rPr>
+        <w:t>;</w:t>
       </w:r>
     </w:p>
     <w:p>
@@ -11112,7 +11428,14 @@
           <w:rFonts w:ascii="Times New Roman" w:hAnsi="Times New Roman"/>
           <w:sz w:val="28"/>
         </w:rPr>
-        <w:t>использованы инструментальные средства на этапе отладки программного продукта,</w:t>
+        <w:t>использованы инструментальные средства на этапе отладки программного продукта</w:t>
+      </w:r>
+      <w:r>
+        <w:rPr>
+          <w:rFonts w:ascii="Times New Roman" w:hAnsi="Times New Roman"/>
+          <w:sz w:val="28"/>
+        </w:rPr>
+        <w:t>;</w:t>
       </w:r>
     </w:p>
     <w:p>
@@ -11138,7 +11461,14 @@
           <w:rFonts w:ascii="Times New Roman" w:hAnsi="Times New Roman"/>
           <w:sz w:val="28"/>
         </w:rPr>
-        <w:t>разработаны тестовые наборы и сценарии,</w:t>
+        <w:t>разработаны тестовые наборы и сценарии</w:t>
+      </w:r>
+      <w:r>
+        <w:rPr>
+          <w:rFonts w:ascii="Times New Roman" w:hAnsi="Times New Roman"/>
+          <w:sz w:val="28"/>
+        </w:rPr>
+        <w:t>;</w:t>
       </w:r>
     </w:p>
     <w:p>
@@ -11164,7 +11494,30 @@
           <w:rFonts w:ascii="Times New Roman" w:hAnsi="Times New Roman"/>
           <w:sz w:val="28"/>
         </w:rPr>
-        <w:t>проведено тестирование ПО по определённому сценарию,</w:t>
+        <w:t xml:space="preserve">проведено тестирование ПО </w:t>
+      </w:r>
+      <w:proofErr w:type="spellStart"/>
+      <w:r>
+        <w:rPr>
+          <w:rFonts w:ascii="Times New Roman" w:hAnsi="Times New Roman"/>
+          <w:sz w:val="28"/>
+        </w:rPr>
+        <w:t>по</w:t>
+      </w:r>
+      <w:proofErr w:type="spellEnd"/>
+      <w:r>
+        <w:rPr>
+          <w:rFonts w:ascii="Times New Roman" w:hAnsi="Times New Roman"/>
+          <w:sz w:val="28"/>
+        </w:rPr>
+        <w:t xml:space="preserve"> определённому сценарию</w:t>
+      </w:r>
+      <w:r>
+        <w:rPr>
+          <w:rFonts w:ascii="Times New Roman" w:hAnsi="Times New Roman"/>
+          <w:sz w:val="28"/>
+        </w:rPr>
+        <w:t>;</w:t>
       </w:r>
     </w:p>
     <w:p>
@@ -11190,7 +11543,14 @@
           <w:rFonts w:ascii="Times New Roman" w:hAnsi="Times New Roman"/>
           <w:sz w:val="28"/>
         </w:rPr>
-        <w:t>проведено инспектирование разработанных программных модулей на предмет соответствия стандартам кодирования,</w:t>
+        <w:t>проведено инспектирование разработанных программных модулей на предмет соответствия стандартам кодирования</w:t>
+      </w:r>
+      <w:r>
+        <w:rPr>
+          <w:rFonts w:ascii="Times New Roman" w:hAnsi="Times New Roman"/>
+          <w:sz w:val="28"/>
+        </w:rPr>
+        <w:t>;</w:t>
       </w:r>
     </w:p>
     <w:p>
@@ -11216,7 +11576,14 @@
           <w:rFonts w:ascii="Times New Roman" w:hAnsi="Times New Roman"/>
           <w:sz w:val="28"/>
         </w:rPr>
-        <w:t>выполнен сбор и настройка конфигурации ПО компьютерных систем,</w:t>
+        <w:t>выполнен сбор и настройка конфигурации ПО компьютерных систем</w:t>
+      </w:r>
+      <w:r>
+        <w:rPr>
+          <w:rFonts w:ascii="Times New Roman" w:hAnsi="Times New Roman"/>
+          <w:sz w:val="28"/>
+        </w:rPr>
+        <w:t>;</w:t>
       </w:r>
     </w:p>
     <w:p>
@@ -11242,7 +11609,14 @@
           <w:rFonts w:ascii="Times New Roman" w:hAnsi="Times New Roman"/>
           <w:sz w:val="28"/>
         </w:rPr>
-        <w:t>проведена инсталляция ПО компьютерных систем,</w:t>
+        <w:t>проведена инсталляция ПО компьютерных систем</w:t>
+      </w:r>
+      <w:r>
+        <w:rPr>
+          <w:rFonts w:ascii="Times New Roman" w:hAnsi="Times New Roman"/>
+          <w:sz w:val="28"/>
+        </w:rPr>
+        <w:t>;</w:t>
       </w:r>
     </w:p>
     <w:p>
@@ -11268,7 +11642,14 @@
           <w:rFonts w:ascii="Times New Roman" w:hAnsi="Times New Roman"/>
           <w:sz w:val="28"/>
         </w:rPr>
-        <w:t>выполнена настройка отдельных компонентов ПО компьютерных систем,</w:t>
+        <w:t>выполнена настройка отдельных компонентов ПО компьютерных систем</w:t>
+      </w:r>
+      <w:r>
+        <w:rPr>
+          <w:rFonts w:ascii="Times New Roman" w:hAnsi="Times New Roman"/>
+          <w:sz w:val="28"/>
+        </w:rPr>
+        <w:t>;</w:t>
       </w:r>
     </w:p>
     <w:p>
@@ -11294,7 +11675,14 @@
           <w:rFonts w:ascii="Times New Roman" w:hAnsi="Times New Roman"/>
           <w:sz w:val="28"/>
         </w:rPr>
-        <w:t>сформированы эксплуатационные характеристики ПО компьютерных систем,</w:t>
+        <w:t>сформированы эксплуатационные характеристики ПО компьютерных систем</w:t>
+      </w:r>
+      <w:r>
+        <w:rPr>
+          <w:rFonts w:ascii="Times New Roman" w:hAnsi="Times New Roman"/>
+          <w:sz w:val="28"/>
+        </w:rPr>
+        <w:t>;</w:t>
       </w:r>
     </w:p>
     <w:p>
@@ -11388,7 +11776,23 @@
           <w:rFonts w:ascii="Times New Roman" w:hAnsi="Times New Roman"/>
           <w:sz w:val="28"/>
         </w:rPr>
-        <w:t xml:space="preserve"> Санкт-Петербург : Питер, 2021. </w:t>
+        <w:t xml:space="preserve"> Санкт-</w:t>
+      </w:r>
+      <w:proofErr w:type="gramStart"/>
+      <w:r>
+        <w:rPr>
+          <w:rFonts w:ascii="Times New Roman" w:hAnsi="Times New Roman"/>
+          <w:sz w:val="28"/>
+        </w:rPr>
+        <w:t>Петербург :</w:t>
+      </w:r>
+      <w:proofErr w:type="gramEnd"/>
+      <w:r>
+        <w:rPr>
+          <w:rFonts w:ascii="Times New Roman" w:hAnsi="Times New Roman"/>
+          <w:sz w:val="28"/>
+        </w:rPr>
+        <w:t xml:space="preserve"> Питер, 2021. </w:t>
       </w:r>
       <w:r>
         <w:rPr>
@@ -11448,6 +11852,7 @@
         </w:rPr>
         <w:t>://</w:t>
       </w:r>
+      <w:proofErr w:type="spellStart"/>
       <w:r>
         <w:rPr>
           <w:rFonts w:ascii="Times New Roman" w:hAnsi="Times New Roman"/>
@@ -11456,6 +11861,7 @@
         </w:rPr>
         <w:t>ibooks</w:t>
       </w:r>
+      <w:proofErr w:type="spellEnd"/>
       <w:r>
         <w:rPr>
           <w:rFonts w:ascii="Times New Roman" w:hAnsi="Times New Roman"/>
@@ -11463,6 +11869,7 @@
         </w:rPr>
         <w:t>.</w:t>
       </w:r>
+      <w:proofErr w:type="spellStart"/>
       <w:r>
         <w:rPr>
           <w:rFonts w:ascii="Times New Roman" w:hAnsi="Times New Roman"/>
@@ -11471,6 +11878,7 @@
         </w:rPr>
         <w:t>ru</w:t>
       </w:r>
+      <w:proofErr w:type="spellEnd"/>
       <w:r>
         <w:rPr>
           <w:rFonts w:ascii="Times New Roman" w:hAnsi="Times New Roman"/>
@@ -11541,7 +11949,39 @@
           <w:rFonts w:ascii="Times New Roman" w:hAnsi="Times New Roman"/>
           <w:sz w:val="28"/>
         </w:rPr>
-        <w:t>Режим доступа: для зарегистрир. пользователей. – Текст : электронный.</w:t>
+        <w:t xml:space="preserve">Режим доступа: для </w:t>
+      </w:r>
+      <w:proofErr w:type="spellStart"/>
+      <w:r>
+        <w:rPr>
+          <w:rFonts w:ascii="Times New Roman" w:hAnsi="Times New Roman"/>
+          <w:sz w:val="28"/>
+        </w:rPr>
+        <w:t>зарегистрир</w:t>
+      </w:r>
+      <w:proofErr w:type="spellEnd"/>
+      <w:r>
+        <w:rPr>
+          <w:rFonts w:ascii="Times New Roman" w:hAnsi="Times New Roman"/>
+          <w:sz w:val="28"/>
+        </w:rPr>
+        <w:t xml:space="preserve">. пользователей. – </w:t>
+      </w:r>
+      <w:proofErr w:type="gramStart"/>
+      <w:r>
+        <w:rPr>
+          <w:rFonts w:ascii="Times New Roman" w:hAnsi="Times New Roman"/>
+          <w:sz w:val="28"/>
+        </w:rPr>
+        <w:t>Текст :</w:t>
+      </w:r>
+      <w:proofErr w:type="gramEnd"/>
+      <w:r>
+        <w:rPr>
+          <w:rFonts w:ascii="Times New Roman" w:hAnsi="Times New Roman"/>
+          <w:sz w:val="28"/>
+        </w:rPr>
+        <w:t xml:space="preserve"> электронный.</w:t>
       </w:r>
     </w:p>
     <w:p>
@@ -11570,7 +12010,64 @@
           <w:rFonts w:ascii="Times New Roman" w:hAnsi="Times New Roman"/>
           <w:sz w:val="28"/>
         </w:rPr>
-        <w:t xml:space="preserve">, Е. В. Кокорева, Б. Д. Сидорова-Виснадул ; под редакцией Л. Г. Гагариной. – Москва : ФОРУМ : ИНФРА-М, 2023. – 400 с. – </w:t>
+        <w:t>, Е. В. Кокорева, Б. Д. Сидорова-</w:t>
+      </w:r>
+      <w:proofErr w:type="spellStart"/>
+      <w:proofErr w:type="gramStart"/>
+      <w:r>
+        <w:rPr>
+          <w:rFonts w:ascii="Times New Roman" w:hAnsi="Times New Roman"/>
+          <w:sz w:val="28"/>
+        </w:rPr>
+        <w:t>Виснадул</w:t>
+      </w:r>
+      <w:proofErr w:type="spellEnd"/>
+      <w:r>
+        <w:rPr>
+          <w:rFonts w:ascii="Times New Roman" w:hAnsi="Times New Roman"/>
+          <w:sz w:val="28"/>
+        </w:rPr>
+        <w:t xml:space="preserve"> ;</w:t>
+      </w:r>
+      <w:proofErr w:type="gramEnd"/>
+      <w:r>
+        <w:rPr>
+          <w:rFonts w:ascii="Times New Roman" w:hAnsi="Times New Roman"/>
+          <w:sz w:val="28"/>
+        </w:rPr>
+        <w:t xml:space="preserve"> под редакцией Л. Г. Гагариной. – </w:t>
+      </w:r>
+      <w:proofErr w:type="gramStart"/>
+      <w:r>
+        <w:rPr>
+          <w:rFonts w:ascii="Times New Roman" w:hAnsi="Times New Roman"/>
+          <w:sz w:val="28"/>
+        </w:rPr>
+        <w:t>Москва :</w:t>
+      </w:r>
+      <w:proofErr w:type="gramEnd"/>
+      <w:r>
+        <w:rPr>
+          <w:rFonts w:ascii="Times New Roman" w:hAnsi="Times New Roman"/>
+          <w:sz w:val="28"/>
+        </w:rPr>
+        <w:t xml:space="preserve"> </w:t>
+      </w:r>
+      <w:proofErr w:type="gramStart"/>
+      <w:r>
+        <w:rPr>
+          <w:rFonts w:ascii="Times New Roman" w:hAnsi="Times New Roman"/>
+          <w:sz w:val="28"/>
+        </w:rPr>
+        <w:t>ФОРУМ :</w:t>
+      </w:r>
+      <w:proofErr w:type="gramEnd"/>
+      <w:r>
+        <w:rPr>
+          <w:rFonts w:ascii="Times New Roman" w:hAnsi="Times New Roman"/>
+          <w:sz w:val="28"/>
+        </w:rPr>
+        <w:t xml:space="preserve"> ИНФРА-М, 2023. – 400 с. – </w:t>
       </w:r>
       <w:r>
         <w:rPr>
@@ -11587,6 +12084,7 @@
         </w:rPr>
         <w:t xml:space="preserve">: </w:t>
       </w:r>
+      <w:proofErr w:type="spellStart"/>
       <w:r>
         <w:rPr>
           <w:rFonts w:ascii="Times New Roman" w:hAnsi="Times New Roman"/>
@@ -11595,6 +12093,7 @@
         </w:rPr>
         <w:t>htpps</w:t>
       </w:r>
+      <w:proofErr w:type="spellEnd"/>
       <w:r>
         <w:rPr>
           <w:rFonts w:ascii="Times New Roman" w:hAnsi="Times New Roman"/>
@@ -11602,6 +12101,7 @@
         </w:rPr>
         <w:t>://</w:t>
       </w:r>
+      <w:proofErr w:type="spellStart"/>
       <w:r>
         <w:rPr>
           <w:rFonts w:ascii="Times New Roman" w:hAnsi="Times New Roman"/>
@@ -11610,6 +12110,7 @@
         </w:rPr>
         <w:t>znanium</w:t>
       </w:r>
+      <w:proofErr w:type="spellEnd"/>
       <w:r>
         <w:rPr>
           <w:rFonts w:ascii="Times New Roman" w:hAnsi="Times New Roman"/>
@@ -11660,7 +12161,39 @@
           <w:rFonts w:ascii="Times New Roman" w:hAnsi="Times New Roman"/>
           <w:sz w:val="28"/>
         </w:rPr>
-        <w:t>/1895679 (дата обращения: 01.04.2026). – Режим доступа: для зарегистрир. пользователей. – Текст : электронный.</w:t>
+        <w:t xml:space="preserve">/1895679 (дата обращения: 01.04.2026). – Режим доступа: для </w:t>
+      </w:r>
+      <w:proofErr w:type="spellStart"/>
+      <w:r>
+        <w:rPr>
+          <w:rFonts w:ascii="Times New Roman" w:hAnsi="Times New Roman"/>
+          <w:sz w:val="28"/>
+        </w:rPr>
+        <w:t>зарегистрир</w:t>
+      </w:r>
+      <w:proofErr w:type="spellEnd"/>
+      <w:r>
+        <w:rPr>
+          <w:rFonts w:ascii="Times New Roman" w:hAnsi="Times New Roman"/>
+          <w:sz w:val="28"/>
+        </w:rPr>
+        <w:t xml:space="preserve">. пользователей. – </w:t>
+      </w:r>
+      <w:proofErr w:type="gramStart"/>
+      <w:r>
+        <w:rPr>
+          <w:rFonts w:ascii="Times New Roman" w:hAnsi="Times New Roman"/>
+          <w:sz w:val="28"/>
+        </w:rPr>
+        <w:t>Текст :</w:t>
+      </w:r>
+      <w:proofErr w:type="gramEnd"/>
+      <w:r>
+        <w:rPr>
+          <w:rFonts w:ascii="Times New Roman" w:hAnsi="Times New Roman"/>
+          <w:sz w:val="28"/>
+        </w:rPr>
+        <w:t xml:space="preserve"> электронный.</w:t>
       </w:r>
     </w:p>
     <w:p>
@@ -11710,7 +12243,23 @@
           <w:rFonts w:ascii="Times New Roman" w:hAnsi="Times New Roman"/>
           <w:sz w:val="28"/>
         </w:rPr>
-        <w:t xml:space="preserve"> Москва : Лаборатория знаний, 2020. </w:t>
+        <w:t xml:space="preserve"> </w:t>
+      </w:r>
+      <w:proofErr w:type="gramStart"/>
+      <w:r>
+        <w:rPr>
+          <w:rFonts w:ascii="Times New Roman" w:hAnsi="Times New Roman"/>
+          <w:sz w:val="28"/>
+        </w:rPr>
+        <w:t>Москва :</w:t>
+      </w:r>
+      <w:proofErr w:type="gramEnd"/>
+      <w:r>
+        <w:rPr>
+          <w:rFonts w:ascii="Times New Roman" w:hAnsi="Times New Roman"/>
+          <w:sz w:val="28"/>
+        </w:rPr>
+        <w:t xml:space="preserve"> Лаборатория знаний, 2020. </w:t>
       </w:r>
       <w:r>
         <w:rPr>
@@ -11763,6 +12312,7 @@
         </w:rPr>
         <w:t>://</w:t>
       </w:r>
+      <w:proofErr w:type="spellStart"/>
       <w:r>
         <w:rPr>
           <w:rFonts w:ascii="Times New Roman" w:hAnsi="Times New Roman"/>
@@ -11771,6 +12321,7 @@
         </w:rPr>
         <w:t>ibooks</w:t>
       </w:r>
+      <w:proofErr w:type="spellEnd"/>
       <w:r>
         <w:rPr>
           <w:rFonts w:ascii="Times New Roman" w:hAnsi="Times New Roman"/>
@@ -11778,6 +12329,7 @@
         </w:rPr>
         <w:t>.</w:t>
       </w:r>
+      <w:proofErr w:type="spellStart"/>
       <w:r>
         <w:rPr>
           <w:rFonts w:ascii="Times New Roman" w:hAnsi="Times New Roman"/>
@@ -11786,6 +12338,7 @@
         </w:rPr>
         <w:t>ru</w:t>
       </w:r>
+      <w:proofErr w:type="spellEnd"/>
       <w:r>
         <w:rPr>
           <w:rFonts w:ascii="Times New Roman" w:hAnsi="Times New Roman"/>
@@ -11821,7 +12374,39 @@
           <w:rFonts w:ascii="Times New Roman" w:hAnsi="Times New Roman"/>
           <w:sz w:val="28"/>
         </w:rPr>
-        <w:t xml:space="preserve"> (дата обращения: 01.04.2026). – Режим доступа: для зарегистрир. пользователей. – Текст : электронный.</w:t>
+        <w:t xml:space="preserve"> (дата обращения: 01.04.2026). – Режим доступа: для </w:t>
+      </w:r>
+      <w:proofErr w:type="spellStart"/>
+      <w:r>
+        <w:rPr>
+          <w:rFonts w:ascii="Times New Roman" w:hAnsi="Times New Roman"/>
+          <w:sz w:val="28"/>
+        </w:rPr>
+        <w:t>зарегистрир</w:t>
+      </w:r>
+      <w:proofErr w:type="spellEnd"/>
+      <w:r>
+        <w:rPr>
+          <w:rFonts w:ascii="Times New Roman" w:hAnsi="Times New Roman"/>
+          <w:sz w:val="28"/>
+        </w:rPr>
+        <w:t xml:space="preserve">. пользователей. – </w:t>
+      </w:r>
+      <w:proofErr w:type="gramStart"/>
+      <w:r>
+        <w:rPr>
+          <w:rFonts w:ascii="Times New Roman" w:hAnsi="Times New Roman"/>
+          <w:sz w:val="28"/>
+        </w:rPr>
+        <w:t>Текст :</w:t>
+      </w:r>
+      <w:proofErr w:type="gramEnd"/>
+      <w:r>
+        <w:rPr>
+          <w:rFonts w:ascii="Times New Roman" w:hAnsi="Times New Roman"/>
+          <w:sz w:val="28"/>
+        </w:rPr>
+        <w:t xml:space="preserve"> электронный.</w:t>
       </w:r>
     </w:p>
     <w:p>
@@ -11838,12 +12423,21 @@
           <w:sz w:val="28"/>
         </w:rPr>
       </w:pPr>
-      <w:r>
-        <w:rPr>
-          <w:rFonts w:ascii="Times New Roman" w:hAnsi="Times New Roman"/>
-          <w:sz w:val="28"/>
-        </w:rPr>
-        <w:t xml:space="preserve">Тидвелл, Д. Разработка интерфейсов. Паттерны проектирования. </w:t>
+      <w:proofErr w:type="spellStart"/>
+      <w:r>
+        <w:rPr>
+          <w:rFonts w:ascii="Times New Roman" w:hAnsi="Times New Roman"/>
+          <w:sz w:val="28"/>
+        </w:rPr>
+        <w:t>Тидвелл</w:t>
+      </w:r>
+      <w:proofErr w:type="spellEnd"/>
+      <w:r>
+        <w:rPr>
+          <w:rFonts w:ascii="Times New Roman" w:hAnsi="Times New Roman"/>
+          <w:sz w:val="28"/>
+        </w:rPr>
+        <w:t xml:space="preserve">, Д. Разработка интерфейсов. Паттерны проектирования. </w:t>
       </w:r>
       <w:r>
         <w:rPr>
@@ -11871,7 +12465,23 @@
           <w:rFonts w:ascii="Times New Roman" w:hAnsi="Times New Roman"/>
           <w:sz w:val="28"/>
         </w:rPr>
-        <w:t xml:space="preserve"> Санкт-Петербург : Питер, 2022</w:t>
+        <w:t xml:space="preserve"> Санкт-</w:t>
+      </w:r>
+      <w:proofErr w:type="gramStart"/>
+      <w:r>
+        <w:rPr>
+          <w:rFonts w:ascii="Times New Roman" w:hAnsi="Times New Roman"/>
+          <w:sz w:val="28"/>
+        </w:rPr>
+        <w:t>Петербург :</w:t>
+      </w:r>
+      <w:proofErr w:type="gramEnd"/>
+      <w:r>
+        <w:rPr>
+          <w:rFonts w:ascii="Times New Roman" w:hAnsi="Times New Roman"/>
+          <w:sz w:val="28"/>
+        </w:rPr>
+        <w:t xml:space="preserve"> Питер, 2022</w:t>
       </w:r>
       <w:r>
         <w:rPr>
@@ -11938,6 +12548,7 @@
         </w:rPr>
         <w:t>://</w:t>
       </w:r>
+      <w:proofErr w:type="spellStart"/>
       <w:r>
         <w:rPr>
           <w:rFonts w:ascii="Times New Roman" w:hAnsi="Times New Roman"/>
@@ -11946,6 +12557,7 @@
         </w:rPr>
         <w:t>ibooks</w:t>
       </w:r>
+      <w:proofErr w:type="spellEnd"/>
       <w:r>
         <w:rPr>
           <w:rFonts w:ascii="Times New Roman" w:hAnsi="Times New Roman"/>
@@ -11953,6 +12565,7 @@
         </w:rPr>
         <w:t>.</w:t>
       </w:r>
+      <w:proofErr w:type="spellStart"/>
       <w:r>
         <w:rPr>
           <w:rFonts w:ascii="Times New Roman" w:hAnsi="Times New Roman"/>
@@ -11961,6 +12574,7 @@
         </w:rPr>
         <w:t>ru</w:t>
       </w:r>
+      <w:proofErr w:type="spellEnd"/>
       <w:r>
         <w:rPr>
           <w:rFonts w:ascii="Times New Roman" w:hAnsi="Times New Roman"/>
@@ -12003,7 +12617,39 @@
           <w:rFonts w:ascii="Times New Roman" w:hAnsi="Times New Roman"/>
           <w:sz w:val="28"/>
         </w:rPr>
-        <w:t>(дата обращения: 01.04.2026). – Режим доступа: для зарегистрир. пользователей. – Текст : электронный.</w:t>
+        <w:t xml:space="preserve">(дата обращения: 01.04.2026). – Режим доступа: для </w:t>
+      </w:r>
+      <w:proofErr w:type="spellStart"/>
+      <w:r>
+        <w:rPr>
+          <w:rFonts w:ascii="Times New Roman" w:hAnsi="Times New Roman"/>
+          <w:sz w:val="28"/>
+        </w:rPr>
+        <w:t>зарегистрир</w:t>
+      </w:r>
+      <w:proofErr w:type="spellEnd"/>
+      <w:r>
+        <w:rPr>
+          <w:rFonts w:ascii="Times New Roman" w:hAnsi="Times New Roman"/>
+          <w:sz w:val="28"/>
+        </w:rPr>
+        <w:t xml:space="preserve">. пользователей. – </w:t>
+      </w:r>
+      <w:proofErr w:type="gramStart"/>
+      <w:r>
+        <w:rPr>
+          <w:rFonts w:ascii="Times New Roman" w:hAnsi="Times New Roman"/>
+          <w:sz w:val="28"/>
+        </w:rPr>
+        <w:t>Текст :</w:t>
+      </w:r>
+      <w:proofErr w:type="gramEnd"/>
+      <w:r>
+        <w:rPr>
+          <w:rFonts w:ascii="Times New Roman" w:hAnsi="Times New Roman"/>
+          <w:sz w:val="28"/>
+        </w:rPr>
+        <w:t xml:space="preserve"> электронный.</w:t>
       </w:r>
     </w:p>
     <w:p>
@@ -12020,12 +12666,94 @@
           <w:sz w:val="28"/>
         </w:rPr>
       </w:pPr>
-      <w:r>
-        <w:rPr>
-          <w:rFonts w:ascii="Times New Roman" w:hAnsi="Times New Roman"/>
-          <w:sz w:val="28"/>
-        </w:rPr>
-        <w:t xml:space="preserve">Фленов, М. Е. Библия C# : 6-е изд., перераб. и доп. / М. Е. Фленов. – Санкт-Петербург : БХВ-Петербург, 2024. – 512 с. – URL: </w:t>
+      <w:proofErr w:type="spellStart"/>
+      <w:r>
+        <w:rPr>
+          <w:rFonts w:ascii="Times New Roman" w:hAnsi="Times New Roman"/>
+          <w:sz w:val="28"/>
+        </w:rPr>
+        <w:t>Фленов</w:t>
+      </w:r>
+      <w:proofErr w:type="spellEnd"/>
+      <w:r>
+        <w:rPr>
+          <w:rFonts w:ascii="Times New Roman" w:hAnsi="Times New Roman"/>
+          <w:sz w:val="28"/>
+        </w:rPr>
+        <w:t xml:space="preserve">, М. Е. Библия </w:t>
+      </w:r>
+      <w:proofErr w:type="gramStart"/>
+      <w:r>
+        <w:rPr>
+          <w:rFonts w:ascii="Times New Roman" w:hAnsi="Times New Roman"/>
+          <w:sz w:val="28"/>
+        </w:rPr>
+        <w:t>C# :</w:t>
+      </w:r>
+      <w:proofErr w:type="gramEnd"/>
+      <w:r>
+        <w:rPr>
+          <w:rFonts w:ascii="Times New Roman" w:hAnsi="Times New Roman"/>
+          <w:sz w:val="28"/>
+        </w:rPr>
+        <w:t xml:space="preserve"> 6-е изд., </w:t>
+      </w:r>
+      <w:proofErr w:type="spellStart"/>
+      <w:r>
+        <w:rPr>
+          <w:rFonts w:ascii="Times New Roman" w:hAnsi="Times New Roman"/>
+          <w:sz w:val="28"/>
+        </w:rPr>
+        <w:t>перераб</w:t>
+      </w:r>
+      <w:proofErr w:type="spellEnd"/>
+      <w:proofErr w:type="gramStart"/>
+      <w:r>
+        <w:rPr>
+          <w:rFonts w:ascii="Times New Roman" w:hAnsi="Times New Roman"/>
+          <w:sz w:val="28"/>
+        </w:rPr>
+        <w:t>.</w:t>
+      </w:r>
+      <w:proofErr w:type="gramEnd"/>
+      <w:r>
+        <w:rPr>
+          <w:rFonts w:ascii="Times New Roman" w:hAnsi="Times New Roman"/>
+          <w:sz w:val="28"/>
+        </w:rPr>
+        <w:t xml:space="preserve"> и доп. / М. Е. </w:t>
+      </w:r>
+      <w:proofErr w:type="spellStart"/>
+      <w:r>
+        <w:rPr>
+          <w:rFonts w:ascii="Times New Roman" w:hAnsi="Times New Roman"/>
+          <w:sz w:val="28"/>
+        </w:rPr>
+        <w:t>Фленов</w:t>
+      </w:r>
+      <w:proofErr w:type="spellEnd"/>
+      <w:r>
+        <w:rPr>
+          <w:rFonts w:ascii="Times New Roman" w:hAnsi="Times New Roman"/>
+          <w:sz w:val="28"/>
+        </w:rPr>
+        <w:t>. – Санкт-</w:t>
+      </w:r>
+      <w:proofErr w:type="gramStart"/>
+      <w:r>
+        <w:rPr>
+          <w:rFonts w:ascii="Times New Roman" w:hAnsi="Times New Roman"/>
+          <w:sz w:val="28"/>
+        </w:rPr>
+        <w:t>Петербург :</w:t>
+      </w:r>
+      <w:proofErr w:type="gramEnd"/>
+      <w:r>
+        <w:rPr>
+          <w:rFonts w:ascii="Times New Roman" w:hAnsi="Times New Roman"/>
+          <w:sz w:val="28"/>
+        </w:rPr>
+        <w:t xml:space="preserve"> БХВ-Петербург, 2024. – 512 с. – URL: </w:t>
       </w:r>
       <w:hyperlink r:id="rId18" w:history="1">
         <w:r>
@@ -12058,7 +12786,39 @@
           <w:rFonts w:ascii="Times New Roman" w:hAnsi="Times New Roman"/>
           <w:sz w:val="28"/>
         </w:rPr>
-        <w:t>). – Режим доступа: для зарегистрир. пользователей. – Текст : электронный.</w:t>
+        <w:t xml:space="preserve">). – Режим доступа: для </w:t>
+      </w:r>
+      <w:proofErr w:type="spellStart"/>
+      <w:r>
+        <w:rPr>
+          <w:rFonts w:ascii="Times New Roman" w:hAnsi="Times New Roman"/>
+          <w:sz w:val="28"/>
+        </w:rPr>
+        <w:t>зарегистрир</w:t>
+      </w:r>
+      <w:proofErr w:type="spellEnd"/>
+      <w:r>
+        <w:rPr>
+          <w:rFonts w:ascii="Times New Roman" w:hAnsi="Times New Roman"/>
+          <w:sz w:val="28"/>
+        </w:rPr>
+        <w:t xml:space="preserve">. пользователей. – </w:t>
+      </w:r>
+      <w:proofErr w:type="gramStart"/>
+      <w:r>
+        <w:rPr>
+          <w:rFonts w:ascii="Times New Roman" w:hAnsi="Times New Roman"/>
+          <w:sz w:val="28"/>
+        </w:rPr>
+        <w:t>Текст :</w:t>
+      </w:r>
+      <w:proofErr w:type="gramEnd"/>
+      <w:r>
+        <w:rPr>
+          <w:rFonts w:ascii="Times New Roman" w:hAnsi="Times New Roman"/>
+          <w:sz w:val="28"/>
+        </w:rPr>
+        <w:t xml:space="preserve"> электронный.</w:t>
       </w:r>
     </w:p>
     <w:p>
@@ -12124,6 +12884,7 @@
         <w:docPartUnique/>
       </w:docPartObj>
     </w:sdtPr>
+    <w:sdtEndPr/>
     <w:sdtContent>
       <w:p>
         <w:pPr>
